--- a/reports/Week_04_EDA_Features.docx
+++ b/reports/Week_04_EDA_Features.docx
@@ -7,7 +7,7 @@
         <w:pStyle w:val="Title"/>
       </w:pPr>
       <w:r>
-        <w:t>Exploratory Analysis and Feature Engineering</w:t>
+        <w:t>Real Review Exploration and Tested Feature Engineering</w:t>
       </w:r>
     </w:p>
     <w:p>
@@ -15,19 +15,19 @@
         <w:pStyle w:val="Subtitle"/>
       </w:pPr>
       <w:r>
-        <w:t>Week 4 internship report</w:t>
+        <w:t>Week 4 report   |   Data Science with Python</w:t>
       </w:r>
     </w:p>
     <w:p>
       <w:r>
-        <w:t>Prepared for Yuvaintern by M Nithish Kumar</w:t>
+        <w:t>Prepared by M Nithish Kumar</w:t>
         <w:br/>
-        <w:t>25 October 2026</w:t>
+        <w:t>Revised 30 October 2026</w:t>
       </w:r>
     </w:p>
     <w:p>
       <w:r>
-        <w:t>Project scope and evidence status. This report forms part of a six week project on classifying beauty product review text for customer feedback triage. The practical work uses generated synthetic records only. Public sources support the business context and future data sourcing plan; no real customer dataset was downloaded or analyzed. Numerical results describe an executed simulation, and proposed real world tests are identified separately. The assignment explicitly permits simulation and planning.</w:t>
+        <w:t>This Week 4 revision replaces the earlier planning and synthetic demonstration with an executed study of real public Amazon beauty product reviews. The Week 1 problem remains classification of low rating feedback from review text: ratings 1 and 2 are positive, and ratings 3 through 5 are the other class. The original Week 1 submission is retained as historical project definition. No customer contact, live deployment or financial benefit is claimed.</w:t>
       </w:r>
     </w:p>
     <w:p>
@@ -35,17 +35,17 @@
         <w:pStyle w:val="Heading1"/>
       </w:pPr>
       <w:r>
-        <w:t>Analytical purpose and evidence boundary</w:t>
+        <w:t>Evidence summary and scope</w:t>
       </w:r>
     </w:p>
     <w:p>
       <w:r>
-        <w:t>This stage examines class balance, category patterns and candidate representations for review text. The included charts are computed from the cleaned synthetic dataset rather than drawn as hypothetical outcomes. They demonstrate what an EDA workflow can produce, while the interpretations remain restricted to generated records. No chart establishes which real beauty category causes dissatisfaction.</w:t>
+        <w:t>Exploratory analysis uses only the 16,691 training reviews covering 5,019 products. The training low rating share is 17.07%. The test set was reserved for final evaluation and did not drive feature design. Charts and tables in this report are computed from the public review sample; they are not mockups.</w:t>
       </w:r>
     </w:p>
     <w:p>
       <w:r>
-        <w:t>For a subsequent real data study, lock the final test partition before exploratory work, and use training and validation records to choose features. The artificial full dataset charts in this report are descriptive illustrations. They did not guide any hyperparameter search; the model candidates and their settings were fixed before the holdout comparison.</w:t>
+        <w:t>The principal findings are that most reviews belong to the other rating class, low rating and other reviews have the same median length, and keyword mentions vary substantially by theme. The feature experiment compares a TF IDF text baseline with a version that adds length, punctuation and capitalization. These additional features were implemented and evaluated; they did not improve the selected primary ranking metric.</w:t>
       </w:r>
     </w:p>
     <w:p>
@@ -53,32 +53,17 @@
         <w:pStyle w:val="Heading1"/>
       </w:pPr>
       <w:r>
-        <w:t>Exploratory workflow</w:t>
-      </w:r>
-    </w:p>
-    <w:p>
-      <w:r>
-        <w:t>Begin with schema types, row counts, product counts and cleaning retention. Then inspect the five rating categories before reducing them to the binary target. Report class proportions beside absolute counts so a high complaint count is not mistaken for a high complaint rate. Summarize review length using medians, quartiles and tail percentiles because length is often asymmetric.</w:t>
-      </w:r>
-    </w:p>
-    <w:p>
-      <w:r>
-        <w:t>Next, compare categories while displaying denominator sizes. A category with few reviews can have an unstable rate. For real data, compute intervals with product clustered resampling or a clearly justified alternative. Examine missingness and exclusion rates by category before interpreting differences. Finally, inspect frequent phrases separately in low rating and other text, and read representative examples to detect negation, ambiguous context and generator artifacts.</w:t>
+        <w:t>Rating balance and baseline implications</w:t>
       </w:r>
     </w:p>
     <w:p>
       <w:pPr>
-        <w:pStyle w:val="Heading1"/>
+        <w:keepNext/>
       </w:pPr>
-      <w:r>
-        <w:t>Rating distribution in the synthetic dataset</w:t>
-      </w:r>
-    </w:p>
-    <w:p>
       <w:r>
         <w:drawing>
           <wp:inline xmlns:a="http://schemas.openxmlformats.org/drawingml/2006/main" xmlns:pic="http://schemas.openxmlformats.org/drawingml/2006/picture">
-            <wp:extent cx="5852160" cy="3017520"/>
+            <wp:extent cx="5897880" cy="2972438"/>
             <wp:docPr id="1" name="Picture 1"/>
             <wp:cNvGraphicFramePr>
               <a:graphicFrameLocks noChangeAspect="1"/>
@@ -99,7 +84,7 @@
                   <pic:spPr>
                     <a:xfrm>
                       <a:off x="0" y="0"/>
-                      <a:ext cx="5852160" cy="3017520"/>
+                      <a:ext cx="5897880" cy="2972438"/>
                     </a:xfrm>
                     <a:prstGeom prst="rect"/>
                   </pic:spPr>
@@ -115,12 +100,435 @@
         <w:pStyle w:val="Caption"/>
       </w:pPr>
       <w:r>
-        <w:t>Figure 1  Observed rating counts in the cleaned synthetic demonstration</w:t>
+        <w:t>Figure 1  Training rating counts from the cleaned public review sample</w:t>
       </w:r>
+    </w:p>
+    <w:tbl>
+      <w:tblPr>
+        <w:tblW w:type="auto" w:w="0"/>
+        <w:tblLayout w:type="fixed"/>
+        <w:tblLook w:firstColumn="1" w:firstRow="1" w:lastColumn="0" w:lastRow="0" w:noHBand="0" w:noVBand="1" w:val="04A0"/>
+      </w:tblPr>
+      <w:tblGrid>
+        <w:gridCol w:w="2592"/>
+        <w:gridCol w:w="7459"/>
+      </w:tblGrid>
+      <w:tr>
+        <w:trPr>
+          <w:tblHeader/>
+          <w:cantSplit/>
+        </w:trPr>
+        <w:tc>
+          <w:tcPr>
+            <w:tcW w:type="dxa" w:w="2592"/>
+            <w:vAlign w:val="center"/>
+            <w:tcBorders>
+              <w:top w:val="single" w:sz="4" w:color="D9D9D9"/>
+              <w:left w:val="single" w:sz="4" w:color="D9D9D9"/>
+              <w:bottom w:val="single" w:sz="4" w:color="D9D9D9"/>
+              <w:right w:val="single" w:sz="4" w:color="D9D9D9"/>
+            </w:tcBorders>
+            <w:tcMar>
+              <w:top w:w="85" w:type="dxa"/>
+              <w:left w:w="85" w:type="dxa"/>
+              <w:bottom w:w="85" w:type="dxa"/>
+              <w:right w:w="85" w:type="dxa"/>
+            </w:tcMar>
+            <w:shd w:fill="DDE7EE"/>
+          </w:tcPr>
+          <w:p>
+            <w:pPr>
+              <w:keepNext/>
+              <w:spacing w:after="40" w:line="247" w:lineRule="auto"/>
+            </w:pPr>
+            <w:r>
+              <w:rPr>
+                <w:b/>
+                <w:sz w:val="18"/>
+              </w:rPr>
+              <w:t>Rating</w:t>
+            </w:r>
+          </w:p>
+        </w:tc>
+        <w:tc>
+          <w:tcPr>
+            <w:tcW w:type="dxa" w:w="7459"/>
+            <w:vAlign w:val="center"/>
+            <w:tcBorders>
+              <w:top w:val="single" w:sz="4" w:color="D9D9D9"/>
+              <w:left w:val="single" w:sz="4" w:color="D9D9D9"/>
+              <w:bottom w:val="single" w:sz="4" w:color="D9D9D9"/>
+              <w:right w:val="single" w:sz="4" w:color="D9D9D9"/>
+            </w:tcBorders>
+            <w:tcMar>
+              <w:top w:w="85" w:type="dxa"/>
+              <w:left w:w="85" w:type="dxa"/>
+              <w:bottom w:w="85" w:type="dxa"/>
+              <w:right w:w="85" w:type="dxa"/>
+            </w:tcMar>
+            <w:shd w:fill="DDE7EE"/>
+          </w:tcPr>
+          <w:p>
+            <w:pPr>
+              <w:keepNext/>
+              <w:spacing w:after="40" w:line="247" w:lineRule="auto"/>
+            </w:pPr>
+            <w:r>
+              <w:rPr>
+                <w:b/>
+                <w:sz w:val="18"/>
+              </w:rPr>
+              <w:t>Training review count</w:t>
+            </w:r>
+          </w:p>
+        </w:tc>
+      </w:tr>
+      <w:tr>
+        <w:trPr>
+          <w:cantSplit/>
+        </w:trPr>
+        <w:tc>
+          <w:tcPr>
+            <w:tcW w:type="dxa" w:w="2592"/>
+            <w:vAlign w:val="center"/>
+            <w:tcBorders>
+              <w:top w:val="single" w:sz="4" w:color="D9D9D9"/>
+              <w:left w:val="single" w:sz="4" w:color="D9D9D9"/>
+              <w:bottom w:val="single" w:sz="4" w:color="D9D9D9"/>
+              <w:right w:val="single" w:sz="4" w:color="D9D9D9"/>
+            </w:tcBorders>
+            <w:tcMar>
+              <w:top w:w="85" w:type="dxa"/>
+              <w:left w:w="85" w:type="dxa"/>
+              <w:bottom w:w="85" w:type="dxa"/>
+              <w:right w:w="85" w:type="dxa"/>
+            </w:tcMar>
+          </w:tcPr>
+          <w:p>
+            <w:pPr>
+              <w:keepNext/>
+              <w:spacing w:after="40" w:line="247" w:lineRule="auto"/>
+            </w:pPr>
+            <w:r>
+              <w:rPr>
+                <w:b w:val="0"/>
+                <w:sz w:val="18"/>
+              </w:rPr>
+              <w:t>1.0</w:t>
+            </w:r>
+          </w:p>
+        </w:tc>
+        <w:tc>
+          <w:tcPr>
+            <w:tcW w:type="dxa" w:w="7459"/>
+            <w:vAlign w:val="center"/>
+            <w:tcBorders>
+              <w:top w:val="single" w:sz="4" w:color="D9D9D9"/>
+              <w:left w:val="single" w:sz="4" w:color="D9D9D9"/>
+              <w:bottom w:val="single" w:sz="4" w:color="D9D9D9"/>
+              <w:right w:val="single" w:sz="4" w:color="D9D9D9"/>
+            </w:tcBorders>
+            <w:tcMar>
+              <w:top w:w="85" w:type="dxa"/>
+              <w:left w:w="85" w:type="dxa"/>
+              <w:bottom w:w="85" w:type="dxa"/>
+              <w:right w:w="85" w:type="dxa"/>
+            </w:tcMar>
+          </w:tcPr>
+          <w:p>
+            <w:pPr>
+              <w:keepNext/>
+              <w:spacing w:after="40" w:line="247" w:lineRule="auto"/>
+            </w:pPr>
+            <w:r>
+              <w:rPr>
+                <w:b w:val="0"/>
+                <w:sz w:val="18"/>
+              </w:rPr>
+              <w:t>1870</w:t>
+            </w:r>
+          </w:p>
+        </w:tc>
+      </w:tr>
+      <w:tr>
+        <w:trPr>
+          <w:cantSplit/>
+        </w:trPr>
+        <w:tc>
+          <w:tcPr>
+            <w:tcW w:type="dxa" w:w="2592"/>
+            <w:vAlign w:val="center"/>
+            <w:tcBorders>
+              <w:top w:val="single" w:sz="4" w:color="D9D9D9"/>
+              <w:left w:val="single" w:sz="4" w:color="D9D9D9"/>
+              <w:bottom w:val="single" w:sz="4" w:color="D9D9D9"/>
+              <w:right w:val="single" w:sz="4" w:color="D9D9D9"/>
+            </w:tcBorders>
+            <w:tcMar>
+              <w:top w:w="85" w:type="dxa"/>
+              <w:left w:w="85" w:type="dxa"/>
+              <w:bottom w:w="85" w:type="dxa"/>
+              <w:right w:w="85" w:type="dxa"/>
+            </w:tcMar>
+            <w:shd w:fill="F4F6F8"/>
+          </w:tcPr>
+          <w:p>
+            <w:pPr>
+              <w:keepNext/>
+              <w:spacing w:after="40" w:line="247" w:lineRule="auto"/>
+            </w:pPr>
+            <w:r>
+              <w:rPr>
+                <w:b w:val="0"/>
+                <w:sz w:val="18"/>
+              </w:rPr>
+              <w:t>2.0</w:t>
+            </w:r>
+          </w:p>
+        </w:tc>
+        <w:tc>
+          <w:tcPr>
+            <w:tcW w:type="dxa" w:w="7459"/>
+            <w:vAlign w:val="center"/>
+            <w:tcBorders>
+              <w:top w:val="single" w:sz="4" w:color="D9D9D9"/>
+              <w:left w:val="single" w:sz="4" w:color="D9D9D9"/>
+              <w:bottom w:val="single" w:sz="4" w:color="D9D9D9"/>
+              <w:right w:val="single" w:sz="4" w:color="D9D9D9"/>
+            </w:tcBorders>
+            <w:tcMar>
+              <w:top w:w="85" w:type="dxa"/>
+              <w:left w:w="85" w:type="dxa"/>
+              <w:bottom w:w="85" w:type="dxa"/>
+              <w:right w:w="85" w:type="dxa"/>
+            </w:tcMar>
+            <w:shd w:fill="F4F6F8"/>
+          </w:tcPr>
+          <w:p>
+            <w:pPr>
+              <w:keepNext/>
+              <w:spacing w:after="40" w:line="247" w:lineRule="auto"/>
+            </w:pPr>
+            <w:r>
+              <w:rPr>
+                <w:b w:val="0"/>
+                <w:sz w:val="18"/>
+              </w:rPr>
+              <w:t>979</w:t>
+            </w:r>
+          </w:p>
+        </w:tc>
+      </w:tr>
+      <w:tr>
+        <w:trPr>
+          <w:cantSplit/>
+        </w:trPr>
+        <w:tc>
+          <w:tcPr>
+            <w:tcW w:type="dxa" w:w="2592"/>
+            <w:vAlign w:val="center"/>
+            <w:tcBorders>
+              <w:top w:val="single" w:sz="4" w:color="D9D9D9"/>
+              <w:left w:val="single" w:sz="4" w:color="D9D9D9"/>
+              <w:bottom w:val="single" w:sz="4" w:color="D9D9D9"/>
+              <w:right w:val="single" w:sz="4" w:color="D9D9D9"/>
+            </w:tcBorders>
+            <w:tcMar>
+              <w:top w:w="85" w:type="dxa"/>
+              <w:left w:w="85" w:type="dxa"/>
+              <w:bottom w:w="85" w:type="dxa"/>
+              <w:right w:w="85" w:type="dxa"/>
+            </w:tcMar>
+          </w:tcPr>
+          <w:p>
+            <w:pPr>
+              <w:keepNext/>
+              <w:spacing w:after="40" w:line="247" w:lineRule="auto"/>
+            </w:pPr>
+            <w:r>
+              <w:rPr>
+                <w:b w:val="0"/>
+                <w:sz w:val="18"/>
+              </w:rPr>
+              <w:t>3.0</w:t>
+            </w:r>
+          </w:p>
+        </w:tc>
+        <w:tc>
+          <w:tcPr>
+            <w:tcW w:type="dxa" w:w="7459"/>
+            <w:vAlign w:val="center"/>
+            <w:tcBorders>
+              <w:top w:val="single" w:sz="4" w:color="D9D9D9"/>
+              <w:left w:val="single" w:sz="4" w:color="D9D9D9"/>
+              <w:bottom w:val="single" w:sz="4" w:color="D9D9D9"/>
+              <w:right w:val="single" w:sz="4" w:color="D9D9D9"/>
+            </w:tcBorders>
+            <w:tcMar>
+              <w:top w:w="85" w:type="dxa"/>
+              <w:left w:w="85" w:type="dxa"/>
+              <w:bottom w:w="85" w:type="dxa"/>
+              <w:right w:w="85" w:type="dxa"/>
+            </w:tcMar>
+          </w:tcPr>
+          <w:p>
+            <w:pPr>
+              <w:keepNext/>
+              <w:spacing w:after="40" w:line="247" w:lineRule="auto"/>
+            </w:pPr>
+            <w:r>
+              <w:rPr>
+                <w:b w:val="0"/>
+                <w:sz w:val="18"/>
+              </w:rPr>
+              <w:t>1386</w:t>
+            </w:r>
+          </w:p>
+        </w:tc>
+      </w:tr>
+      <w:tr>
+        <w:trPr>
+          <w:cantSplit/>
+        </w:trPr>
+        <w:tc>
+          <w:tcPr>
+            <w:tcW w:type="dxa" w:w="2592"/>
+            <w:vAlign w:val="center"/>
+            <w:tcBorders>
+              <w:top w:val="single" w:sz="4" w:color="D9D9D9"/>
+              <w:left w:val="single" w:sz="4" w:color="D9D9D9"/>
+              <w:bottom w:val="single" w:sz="4" w:color="D9D9D9"/>
+              <w:right w:val="single" w:sz="4" w:color="D9D9D9"/>
+            </w:tcBorders>
+            <w:tcMar>
+              <w:top w:w="85" w:type="dxa"/>
+              <w:left w:w="85" w:type="dxa"/>
+              <w:bottom w:w="85" w:type="dxa"/>
+              <w:right w:w="85" w:type="dxa"/>
+            </w:tcMar>
+            <w:shd w:fill="F4F6F8"/>
+          </w:tcPr>
+          <w:p>
+            <w:pPr>
+              <w:keepNext/>
+              <w:spacing w:after="40" w:line="247" w:lineRule="auto"/>
+            </w:pPr>
+            <w:r>
+              <w:rPr>
+                <w:b w:val="0"/>
+                <w:sz w:val="18"/>
+              </w:rPr>
+              <w:t>4.0</w:t>
+            </w:r>
+          </w:p>
+        </w:tc>
+        <w:tc>
+          <w:tcPr>
+            <w:tcW w:type="dxa" w:w="7459"/>
+            <w:vAlign w:val="center"/>
+            <w:tcBorders>
+              <w:top w:val="single" w:sz="4" w:color="D9D9D9"/>
+              <w:left w:val="single" w:sz="4" w:color="D9D9D9"/>
+              <w:bottom w:val="single" w:sz="4" w:color="D9D9D9"/>
+              <w:right w:val="single" w:sz="4" w:color="D9D9D9"/>
+            </w:tcBorders>
+            <w:tcMar>
+              <w:top w:w="85" w:type="dxa"/>
+              <w:left w:w="85" w:type="dxa"/>
+              <w:bottom w:w="85" w:type="dxa"/>
+              <w:right w:w="85" w:type="dxa"/>
+            </w:tcMar>
+            <w:shd w:fill="F4F6F8"/>
+          </w:tcPr>
+          <w:p>
+            <w:pPr>
+              <w:keepNext/>
+              <w:spacing w:after="40" w:line="247" w:lineRule="auto"/>
+            </w:pPr>
+            <w:r>
+              <w:rPr>
+                <w:b w:val="0"/>
+                <w:sz w:val="18"/>
+              </w:rPr>
+              <w:t>2398</w:t>
+            </w:r>
+          </w:p>
+        </w:tc>
+      </w:tr>
+      <w:tr>
+        <w:trPr>
+          <w:cantSplit/>
+        </w:trPr>
+        <w:tc>
+          <w:tcPr>
+            <w:tcW w:type="dxa" w:w="2592"/>
+            <w:vAlign w:val="center"/>
+            <w:tcBorders>
+              <w:top w:val="single" w:sz="4" w:color="D9D9D9"/>
+              <w:left w:val="single" w:sz="4" w:color="D9D9D9"/>
+              <w:bottom w:val="single" w:sz="4" w:color="D9D9D9"/>
+              <w:right w:val="single" w:sz="4" w:color="D9D9D9"/>
+            </w:tcBorders>
+            <w:tcMar>
+              <w:top w:w="85" w:type="dxa"/>
+              <w:left w:w="85" w:type="dxa"/>
+              <w:bottom w:w="85" w:type="dxa"/>
+              <w:right w:w="85" w:type="dxa"/>
+            </w:tcMar>
+          </w:tcPr>
+          <w:p>
+            <w:pPr>
+              <w:spacing w:after="40" w:line="247" w:lineRule="auto"/>
+            </w:pPr>
+            <w:r>
+              <w:rPr>
+                <w:b w:val="0"/>
+                <w:sz w:val="18"/>
+              </w:rPr>
+              <w:t>5.0</w:t>
+            </w:r>
+          </w:p>
+        </w:tc>
+        <w:tc>
+          <w:tcPr>
+            <w:tcW w:type="dxa" w:w="7459"/>
+            <w:vAlign w:val="center"/>
+            <w:tcBorders>
+              <w:top w:val="single" w:sz="4" w:color="D9D9D9"/>
+              <w:left w:val="single" w:sz="4" w:color="D9D9D9"/>
+              <w:bottom w:val="single" w:sz="4" w:color="D9D9D9"/>
+              <w:right w:val="single" w:sz="4" w:color="D9D9D9"/>
+            </w:tcBorders>
+            <w:tcMar>
+              <w:top w:w="85" w:type="dxa"/>
+              <w:left w:w="85" w:type="dxa"/>
+              <w:bottom w:w="85" w:type="dxa"/>
+              <w:right w:w="85" w:type="dxa"/>
+            </w:tcMar>
+          </w:tcPr>
+          <w:p>
+            <w:pPr>
+              <w:spacing w:after="40" w:line="247" w:lineRule="auto"/>
+            </w:pPr>
+            <w:r>
+              <w:rPr>
+                <w:b w:val="0"/>
+                <w:sz w:val="18"/>
+              </w:rPr>
+              <w:t>10058</w:t>
+            </w:r>
+          </w:p>
+        </w:tc>
+      </w:tr>
+    </w:tbl>
+    <w:p>
+      <w:pPr>
+        <w:spacing w:after="0"/>
+      </w:pPr>
     </w:p>
     <w:p>
       <w:r>
-        <w:t>The chart shows that all five label values remain after cleaning. The binary classifier groups ratings 1 and 2 as the positive class. Ratings 3 through 5 form the other class. This operational choice is easy to audit, but a three star review may still contain a complaint. A sensitivity study should compare the current mapping with a version that excludes rating 3 or treats it as a separate class. Those variants are proposed and were not selected using the test data.</w:t>
+        <w:t>The binary target is derived from the five star scale after retaining all valid scores. Ratings 1 and 2 are low rating feedback; ratings 3 through 5 form the other class. A three star review can contain a substantive complaint. The study therefore measures the ability to infer a rating proxy, not an independently annotated true sentiment label. A majority classifier can achieve high accuracy without finding any low rating reviews, motivating precision, recall and average precision alongside accuracy.</w:t>
       </w:r>
     </w:p>
     <w:p>
@@ -128,14 +536,17 @@
         <w:pStyle w:val="Heading1"/>
       </w:pPr>
       <w:r>
-        <w:t>Category comparison in the synthetic dataset</w:t>
+        <w:t>Length comparison and statistical analysis</w:t>
       </w:r>
     </w:p>
     <w:p>
+      <w:pPr>
+        <w:keepNext/>
+      </w:pPr>
       <w:r>
         <w:drawing>
           <wp:inline xmlns:a="http://schemas.openxmlformats.org/drawingml/2006/main" xmlns:pic="http://schemas.openxmlformats.org/drawingml/2006/picture">
-            <wp:extent cx="5852160" cy="3017520"/>
+            <wp:extent cx="5897880" cy="3066428"/>
             <wp:docPr id="2" name="Picture 2"/>
             <wp:cNvGraphicFramePr>
               <a:graphicFrameLocks noChangeAspect="1"/>
@@ -144,7 +555,7 @@
               <a:graphicData uri="http://schemas.openxmlformats.org/drawingml/2006/picture">
                 <pic:pic>
                   <pic:nvPicPr>
-                    <pic:cNvPr id="0" name="categories.png"/>
+                    <pic:cNvPr id="0" name="length.png"/>
                     <pic:cNvPicPr/>
                   </pic:nvPicPr>
                   <pic:blipFill>
@@ -156,7 +567,7 @@
                   <pic:spPr>
                     <a:xfrm>
                       <a:off x="0" y="0"/>
-                      <a:ext cx="5852160" cy="3017520"/>
+                      <a:ext cx="5897880" cy="3066428"/>
                     </a:xfrm>
                     <a:prstGeom prst="rect"/>
                   </pic:spPr>
@@ -172,20 +583,7 @@
         <w:pStyle w:val="Caption"/>
       </w:pPr>
       <w:r>
-        <w:t>Figure 2  Synthetic low rating proportions by generated product category</w:t>
-      </w:r>
-    </w:p>
-    <w:p>
-      <w:r>
-        <w:t>The plotted values reflect random generation and cleaning choices. They cannot rank actual categories by quality. A real business should investigate differences only after accounting for sample size, product mix, collection period and changes in who leaves reviews. A high observed low rating share can reflect expectations, packaging problems, selection bias or other factors; the chart alone cannot identify the explanation.</w:t>
-      </w:r>
-    </w:p>
-    <w:p>
-      <w:pPr>
-        <w:pStyle w:val="Heading1"/>
-      </w:pPr>
-      <w:r>
-        <w:t>Statistical and visualization methods</w:t>
+        <w:t>Figure 2  Log transformed word count by target label in training data</w:t>
       </w:r>
     </w:p>
     <w:tbl>
@@ -196,16 +594,20 @@
       </w:tblPr>
       <w:tblGrid>
         <w:gridCol w:w="2592"/>
-        <w:gridCol w:w="3600"/>
-        <w:gridCol w:w="3744"/>
+        <w:gridCol w:w="1584"/>
+        <w:gridCol w:w="1872"/>
+        <w:gridCol w:w="2002"/>
+        <w:gridCol w:w="2002"/>
       </w:tblGrid>
       <w:tr>
         <w:trPr>
           <w:tblHeader/>
+          <w:cantSplit/>
         </w:trPr>
         <w:tc>
           <w:tcPr>
             <w:tcW w:type="dxa" w:w="2592"/>
+            <w:vAlign w:val="center"/>
             <w:tcBorders>
               <w:top w:val="single" w:sz="4" w:color="D9D9D9"/>
               <w:left w:val="single" w:sz="4" w:color="D9D9D9"/>
@@ -213,30 +615,31 @@
               <w:right w:val="single" w:sz="4" w:color="D9D9D9"/>
             </w:tcBorders>
             <w:tcMar>
-              <w:top w:w="90" w:type="dxa"/>
-              <w:left w:w="90" w:type="dxa"/>
-              <w:bottom w:w="90" w:type="dxa"/>
-              <w:right w:w="90" w:type="dxa"/>
+              <w:top w:w="85" w:type="dxa"/>
+              <w:left w:w="85" w:type="dxa"/>
+              <w:bottom w:w="85" w:type="dxa"/>
+              <w:right w:w="85" w:type="dxa"/>
             </w:tcMar>
-            <w:shd w:fill="DFE8EE"/>
+            <w:shd w:fill="DDE7EE"/>
           </w:tcPr>
           <w:p>
             <w:pPr>
               <w:keepNext/>
-              <w:spacing w:after="60"/>
+              <w:spacing w:after="40" w:line="247" w:lineRule="auto"/>
             </w:pPr>
             <w:r>
               <w:rPr>
                 <w:b/>
-                <w:sz w:val="19"/>
+                <w:sz w:val="18"/>
               </w:rPr>
-              <w:t>Method</w:t>
+              <w:t>Label</w:t>
             </w:r>
           </w:p>
         </w:tc>
         <w:tc>
           <w:tcPr>
-            <w:tcW w:type="dxa" w:w="3600"/>
+            <w:tcW w:type="dxa" w:w="1584"/>
+            <w:vAlign w:val="center"/>
             <w:tcBorders>
               <w:top w:val="single" w:sz="4" w:color="D9D9D9"/>
               <w:left w:val="single" w:sz="4" w:color="D9D9D9"/>
@@ -244,30 +647,31 @@
               <w:right w:val="single" w:sz="4" w:color="D9D9D9"/>
             </w:tcBorders>
             <w:tcMar>
-              <w:top w:w="90" w:type="dxa"/>
-              <w:left w:w="90" w:type="dxa"/>
-              <w:bottom w:w="90" w:type="dxa"/>
-              <w:right w:w="90" w:type="dxa"/>
+              <w:top w:w="85" w:type="dxa"/>
+              <w:left w:w="85" w:type="dxa"/>
+              <w:bottom w:w="85" w:type="dxa"/>
+              <w:right w:w="85" w:type="dxa"/>
             </w:tcMar>
-            <w:shd w:fill="DFE8EE"/>
+            <w:shd w:fill="DDE7EE"/>
           </w:tcPr>
           <w:p>
             <w:pPr>
               <w:keepNext/>
-              <w:spacing w:after="60"/>
+              <w:spacing w:after="40" w:line="247" w:lineRule="auto"/>
             </w:pPr>
             <w:r>
               <w:rPr>
                 <w:b/>
-                <w:sz w:val="19"/>
+                <w:sz w:val="18"/>
               </w:rPr>
-              <w:t>Purpose</w:t>
+              <w:t>Reviews</w:t>
             </w:r>
           </w:p>
         </w:tc>
         <w:tc>
           <w:tcPr>
-            <w:tcW w:type="dxa" w:w="3744"/>
+            <w:tcW w:type="dxa" w:w="1872"/>
+            <w:vAlign w:val="center"/>
             <w:tcBorders>
               <w:top w:val="single" w:sz="4" w:color="D9D9D9"/>
               <w:left w:val="single" w:sz="4" w:color="D9D9D9"/>
@@ -275,32 +679,31 @@
               <w:right w:val="single" w:sz="4" w:color="D9D9D9"/>
             </w:tcBorders>
             <w:tcMar>
-              <w:top w:w="90" w:type="dxa"/>
-              <w:left w:w="90" w:type="dxa"/>
-              <w:bottom w:w="90" w:type="dxa"/>
-              <w:right w:w="90" w:type="dxa"/>
+              <w:top w:w="85" w:type="dxa"/>
+              <w:left w:w="85" w:type="dxa"/>
+              <w:bottom w:w="85" w:type="dxa"/>
+              <w:right w:w="85" w:type="dxa"/>
             </w:tcMar>
-            <w:shd w:fill="DFE8EE"/>
+            <w:shd w:fill="DDE7EE"/>
           </w:tcPr>
           <w:p>
             <w:pPr>
               <w:keepNext/>
-              <w:spacing w:after="60"/>
+              <w:spacing w:after="40" w:line="247" w:lineRule="auto"/>
             </w:pPr>
             <w:r>
               <w:rPr>
                 <w:b/>
-                <w:sz w:val="19"/>
+                <w:sz w:val="18"/>
               </w:rPr>
-              <w:t>Interpretation limit</w:t>
+              <w:t>Median words</w:t>
             </w:r>
           </w:p>
         </w:tc>
-      </w:tr>
-      <w:tr>
         <w:tc>
           <w:tcPr>
-            <w:tcW w:type="dxa" w:w="2592"/>
+            <w:tcW w:type="dxa" w:w="2002"/>
+            <w:vAlign w:val="center"/>
             <w:tcBorders>
               <w:top w:val="single" w:sz="4" w:color="D9D9D9"/>
               <w:left w:val="single" w:sz="4" w:color="D9D9D9"/>
@@ -308,29 +711,31 @@
               <w:right w:val="single" w:sz="4" w:color="D9D9D9"/>
             </w:tcBorders>
             <w:tcMar>
-              <w:top w:w="90" w:type="dxa"/>
-              <w:left w:w="90" w:type="dxa"/>
-              <w:bottom w:w="90" w:type="dxa"/>
-              <w:right w:w="90" w:type="dxa"/>
+              <w:top w:w="85" w:type="dxa"/>
+              <w:left w:w="85" w:type="dxa"/>
+              <w:bottom w:w="85" w:type="dxa"/>
+              <w:right w:w="85" w:type="dxa"/>
             </w:tcMar>
+            <w:shd w:fill="DDE7EE"/>
           </w:tcPr>
           <w:p>
             <w:pPr>
               <w:keepNext/>
-              <w:spacing w:after="60"/>
+              <w:spacing w:after="40" w:line="247" w:lineRule="auto"/>
             </w:pPr>
             <w:r>
               <w:rPr>
-                <w:b w:val="0"/>
-                <w:sz w:val="19"/>
+                <w:b/>
+                <w:sz w:val="18"/>
               </w:rPr>
-              <w:t>Descriptive counts and proportions</w:t>
+              <w:t>Lower quartile</w:t>
             </w:r>
           </w:p>
         </w:tc>
         <w:tc>
           <w:tcPr>
-            <w:tcW w:type="dxa" w:w="3600"/>
+            <w:tcW w:type="dxa" w:w="2002"/>
+            <w:vAlign w:val="center"/>
             <w:tcBorders>
               <w:top w:val="single" w:sz="4" w:color="D9D9D9"/>
               <w:left w:val="single" w:sz="4" w:color="D9D9D9"/>
@@ -338,29 +743,36 @@
               <w:right w:val="single" w:sz="4" w:color="D9D9D9"/>
             </w:tcBorders>
             <w:tcMar>
-              <w:top w:w="90" w:type="dxa"/>
-              <w:left w:w="90" w:type="dxa"/>
-              <w:bottom w:w="90" w:type="dxa"/>
-              <w:right w:w="90" w:type="dxa"/>
+              <w:top w:w="85" w:type="dxa"/>
+              <w:left w:w="85" w:type="dxa"/>
+              <w:bottom w:w="85" w:type="dxa"/>
+              <w:right w:w="85" w:type="dxa"/>
             </w:tcMar>
+            <w:shd w:fill="DDE7EE"/>
           </w:tcPr>
           <w:p>
             <w:pPr>
               <w:keepNext/>
-              <w:spacing w:after="60"/>
+              <w:spacing w:after="40" w:line="247" w:lineRule="auto"/>
             </w:pPr>
             <w:r>
               <w:rPr>
-                <w:b w:val="0"/>
-                <w:sz w:val="19"/>
+                <w:b/>
+                <w:sz w:val="18"/>
               </w:rPr>
-              <w:t>Rating and missingness profiles</w:t>
+              <w:t>Upper quartile</w:t>
             </w:r>
           </w:p>
         </w:tc>
+      </w:tr>
+      <w:tr>
+        <w:trPr>
+          <w:cantSplit/>
+        </w:trPr>
         <w:tc>
           <w:tcPr>
-            <w:tcW w:type="dxa" w:w="3744"/>
+            <w:tcW w:type="dxa" w:w="2592"/>
+            <w:vAlign w:val="center"/>
             <w:tcBorders>
               <w:top w:val="single" w:sz="4" w:color="D9D9D9"/>
               <w:left w:val="single" w:sz="4" w:color="D9D9D9"/>
@@ -368,31 +780,30 @@
               <w:right w:val="single" w:sz="4" w:color="D9D9D9"/>
             </w:tcBorders>
             <w:tcMar>
-              <w:top w:w="90" w:type="dxa"/>
-              <w:left w:w="90" w:type="dxa"/>
-              <w:bottom w:w="90" w:type="dxa"/>
-              <w:right w:w="90" w:type="dxa"/>
+              <w:top w:w="85" w:type="dxa"/>
+              <w:left w:w="85" w:type="dxa"/>
+              <w:bottom w:w="85" w:type="dxa"/>
+              <w:right w:w="85" w:type="dxa"/>
             </w:tcMar>
           </w:tcPr>
           <w:p>
             <w:pPr>
               <w:keepNext/>
-              <w:spacing w:after="60"/>
+              <w:spacing w:after="40" w:line="247" w:lineRule="auto"/>
             </w:pPr>
             <w:r>
               <w:rPr>
                 <w:b w:val="0"/>
-                <w:sz w:val="19"/>
+                <w:sz w:val="18"/>
               </w:rPr>
-              <w:t>Describe the observed sample only</w:t>
+              <w:t>Other</w:t>
             </w:r>
           </w:p>
         </w:tc>
-      </w:tr>
-      <w:tr>
         <w:tc>
           <w:tcPr>
-            <w:tcW w:type="dxa" w:w="2592"/>
+            <w:tcW w:type="dxa" w:w="1584"/>
+            <w:vAlign w:val="center"/>
             <w:tcBorders>
               <w:top w:val="single" w:sz="4" w:color="D9D9D9"/>
               <w:left w:val="single" w:sz="4" w:color="D9D9D9"/>
@@ -400,30 +811,30 @@
               <w:right w:val="single" w:sz="4" w:color="D9D9D9"/>
             </w:tcBorders>
             <w:tcMar>
-              <w:top w:w="90" w:type="dxa"/>
-              <w:left w:w="90" w:type="dxa"/>
-              <w:bottom w:w="90" w:type="dxa"/>
-              <w:right w:w="90" w:type="dxa"/>
+              <w:top w:w="85" w:type="dxa"/>
+              <w:left w:w="85" w:type="dxa"/>
+              <w:bottom w:w="85" w:type="dxa"/>
+              <w:right w:w="85" w:type="dxa"/>
             </w:tcMar>
-            <w:shd w:fill="F5F7F9"/>
           </w:tcPr>
           <w:p>
             <w:pPr>
               <w:keepNext/>
-              <w:spacing w:after="60"/>
+              <w:spacing w:after="40" w:line="247" w:lineRule="auto"/>
             </w:pPr>
             <w:r>
               <w:rPr>
                 <w:b w:val="0"/>
-                <w:sz w:val="19"/>
+                <w:sz w:val="18"/>
               </w:rPr>
-              <w:t>Boxplots and length histograms</w:t>
+              <w:t>13842</w:t>
             </w:r>
           </w:p>
         </w:tc>
         <w:tc>
           <w:tcPr>
-            <w:tcW w:type="dxa" w:w="3600"/>
+            <w:tcW w:type="dxa" w:w="1872"/>
+            <w:vAlign w:val="center"/>
             <w:tcBorders>
               <w:top w:val="single" w:sz="4" w:color="D9D9D9"/>
               <w:left w:val="single" w:sz="4" w:color="D9D9D9"/>
@@ -431,30 +842,30 @@
               <w:right w:val="single" w:sz="4" w:color="D9D9D9"/>
             </w:tcBorders>
             <w:tcMar>
-              <w:top w:w="90" w:type="dxa"/>
-              <w:left w:w="90" w:type="dxa"/>
-              <w:bottom w:w="90" w:type="dxa"/>
-              <w:right w:w="90" w:type="dxa"/>
+              <w:top w:w="85" w:type="dxa"/>
+              <w:left w:w="85" w:type="dxa"/>
+              <w:bottom w:w="85" w:type="dxa"/>
+              <w:right w:w="85" w:type="dxa"/>
             </w:tcMar>
-            <w:shd w:fill="F5F7F9"/>
           </w:tcPr>
           <w:p>
             <w:pPr>
               <w:keepNext/>
-              <w:spacing w:after="60"/>
+              <w:spacing w:after="40" w:line="247" w:lineRule="auto"/>
             </w:pPr>
             <w:r>
               <w:rPr>
                 <w:b w:val="0"/>
-                <w:sz w:val="19"/>
+                <w:sz w:val="18"/>
               </w:rPr>
-              <w:t>Length distribution by binary label</w:t>
+              <w:t>24.0</w:t>
             </w:r>
           </w:p>
         </w:tc>
         <w:tc>
           <w:tcPr>
-            <w:tcW w:type="dxa" w:w="3744"/>
+            <w:tcW w:type="dxa" w:w="2002"/>
+            <w:vAlign w:val="center"/>
             <w:tcBorders>
               <w:top w:val="single" w:sz="4" w:color="D9D9D9"/>
               <w:left w:val="single" w:sz="4" w:color="D9D9D9"/>
@@ -462,32 +873,30 @@
               <w:right w:val="single" w:sz="4" w:color="D9D9D9"/>
             </w:tcBorders>
             <w:tcMar>
-              <w:top w:w="90" w:type="dxa"/>
-              <w:left w:w="90" w:type="dxa"/>
-              <w:bottom w:w="90" w:type="dxa"/>
-              <w:right w:w="90" w:type="dxa"/>
+              <w:top w:w="85" w:type="dxa"/>
+              <w:left w:w="85" w:type="dxa"/>
+              <w:bottom w:w="85" w:type="dxa"/>
+              <w:right w:w="85" w:type="dxa"/>
             </w:tcMar>
-            <w:shd w:fill="F5F7F9"/>
           </w:tcPr>
           <w:p>
             <w:pPr>
               <w:keepNext/>
-              <w:spacing w:after="60"/>
+              <w:spacing w:after="40" w:line="247" w:lineRule="auto"/>
             </w:pPr>
             <w:r>
               <w:rPr>
                 <w:b w:val="0"/>
-                <w:sz w:val="19"/>
+                <w:sz w:val="18"/>
               </w:rPr>
-              <w:t>Long text is not inherently dissatisfied</w:t>
+              <w:t>10.0</w:t>
             </w:r>
           </w:p>
         </w:tc>
-      </w:tr>
-      <w:tr>
         <w:tc>
           <w:tcPr>
-            <w:tcW w:type="dxa" w:w="2592"/>
+            <w:tcW w:type="dxa" w:w="2002"/>
+            <w:vAlign w:val="center"/>
             <w:tcBorders>
               <w:top w:val="single" w:sz="4" w:color="D9D9D9"/>
               <w:left w:val="single" w:sz="4" w:color="D9D9D9"/>
@@ -495,29 +904,35 @@
               <w:right w:val="single" w:sz="4" w:color="D9D9D9"/>
             </w:tcBorders>
             <w:tcMar>
-              <w:top w:w="90" w:type="dxa"/>
-              <w:left w:w="90" w:type="dxa"/>
-              <w:bottom w:w="90" w:type="dxa"/>
-              <w:right w:w="90" w:type="dxa"/>
+              <w:top w:w="85" w:type="dxa"/>
+              <w:left w:w="85" w:type="dxa"/>
+              <w:bottom w:w="85" w:type="dxa"/>
+              <w:right w:w="85" w:type="dxa"/>
             </w:tcMar>
           </w:tcPr>
           <w:p>
             <w:pPr>
               <w:keepNext/>
-              <w:spacing w:after="60"/>
+              <w:spacing w:after="40" w:line="247" w:lineRule="auto"/>
             </w:pPr>
             <w:r>
               <w:rPr>
                 <w:b w:val="0"/>
-                <w:sz w:val="19"/>
+                <w:sz w:val="18"/>
               </w:rPr>
-              <w:t>Contingency tables and chi square</w:t>
+              <w:t>50.0</w:t>
             </w:r>
           </w:p>
         </w:tc>
+      </w:tr>
+      <w:tr>
+        <w:trPr>
+          <w:cantSplit/>
+        </w:trPr>
         <w:tc>
           <w:tcPr>
-            <w:tcW w:type="dxa" w:w="3600"/>
+            <w:tcW w:type="dxa" w:w="2592"/>
+            <w:vAlign w:val="center"/>
             <w:tcBorders>
               <w:top w:val="single" w:sz="4" w:color="D9D9D9"/>
               <w:left w:val="single" w:sz="4" w:color="D9D9D9"/>
@@ -525,29 +940,30 @@
               <w:right w:val="single" w:sz="4" w:color="D9D9D9"/>
             </w:tcBorders>
             <w:tcMar>
-              <w:top w:w="90" w:type="dxa"/>
-              <w:left w:w="90" w:type="dxa"/>
-              <w:bottom w:w="90" w:type="dxa"/>
-              <w:right w:w="90" w:type="dxa"/>
+              <w:top w:w="85" w:type="dxa"/>
+              <w:left w:w="85" w:type="dxa"/>
+              <w:bottom w:w="85" w:type="dxa"/>
+              <w:right w:w="85" w:type="dxa"/>
             </w:tcMar>
+            <w:shd w:fill="F4F6F8"/>
           </w:tcPr>
           <w:p>
             <w:pPr>
-              <w:keepNext/>
-              <w:spacing w:after="60"/>
+              <w:spacing w:after="40" w:line="247" w:lineRule="auto"/>
             </w:pPr>
             <w:r>
               <w:rPr>
                 <w:b w:val="0"/>
-                <w:sz w:val="19"/>
+                <w:sz w:val="18"/>
               </w:rPr>
-              <w:t>Theme and category association</w:t>
+              <w:t>Low rating</w:t>
             </w:r>
           </w:p>
         </w:tc>
         <w:tc>
           <w:tcPr>
-            <w:tcW w:type="dxa" w:w="3744"/>
+            <w:tcW w:type="dxa" w:w="1584"/>
+            <w:vAlign w:val="center"/>
             <w:tcBorders>
               <w:top w:val="single" w:sz="4" w:color="D9D9D9"/>
               <w:left w:val="single" w:sz="4" w:color="D9D9D9"/>
@@ -555,31 +971,30 @@
               <w:right w:val="single" w:sz="4" w:color="D9D9D9"/>
             </w:tcBorders>
             <w:tcMar>
-              <w:top w:w="90" w:type="dxa"/>
-              <w:left w:w="90" w:type="dxa"/>
-              <w:bottom w:w="90" w:type="dxa"/>
-              <w:right w:w="90" w:type="dxa"/>
+              <w:top w:w="85" w:type="dxa"/>
+              <w:left w:w="85" w:type="dxa"/>
+              <w:bottom w:w="85" w:type="dxa"/>
+              <w:right w:w="85" w:type="dxa"/>
             </w:tcMar>
+            <w:shd w:fill="F4F6F8"/>
           </w:tcPr>
           <w:p>
             <w:pPr>
-              <w:keepNext/>
-              <w:spacing w:after="60"/>
+              <w:spacing w:after="40" w:line="247" w:lineRule="auto"/>
             </w:pPr>
             <w:r>
               <w:rPr>
                 <w:b w:val="0"/>
-                <w:sz w:val="19"/>
+                <w:sz w:val="18"/>
               </w:rPr>
-              <w:t>Expected cell counts must be adequate; use an alternative if sparse</w:t>
+              <w:t>2849</w:t>
             </w:r>
           </w:p>
         </w:tc>
-      </w:tr>
-      <w:tr>
         <w:tc>
           <w:tcPr>
-            <w:tcW w:type="dxa" w:w="2592"/>
+            <w:tcW w:type="dxa" w:w="1872"/>
+            <w:vAlign w:val="center"/>
             <w:tcBorders>
               <w:top w:val="single" w:sz="4" w:color="D9D9D9"/>
               <w:left w:val="single" w:sz="4" w:color="D9D9D9"/>
@@ -587,30 +1002,30 @@
               <w:right w:val="single" w:sz="4" w:color="D9D9D9"/>
             </w:tcBorders>
             <w:tcMar>
-              <w:top w:w="90" w:type="dxa"/>
-              <w:left w:w="90" w:type="dxa"/>
-              <w:bottom w:w="90" w:type="dxa"/>
-              <w:right w:w="90" w:type="dxa"/>
+              <w:top w:w="85" w:type="dxa"/>
+              <w:left w:w="85" w:type="dxa"/>
+              <w:bottom w:w="85" w:type="dxa"/>
+              <w:right w:w="85" w:type="dxa"/>
             </w:tcMar>
-            <w:shd w:fill="F5F7F9"/>
+            <w:shd w:fill="F4F6F8"/>
           </w:tcPr>
           <w:p>
             <w:pPr>
-              <w:keepNext/>
-              <w:spacing w:after="60"/>
+              <w:spacing w:after="40" w:line="247" w:lineRule="auto"/>
             </w:pPr>
             <w:r>
               <w:rPr>
                 <w:b w:val="0"/>
-                <w:sz w:val="19"/>
+                <w:sz w:val="18"/>
               </w:rPr>
-              <w:t>Mann Whitney U and effect size</w:t>
+              <w:t>24.0</w:t>
             </w:r>
           </w:p>
         </w:tc>
         <w:tc>
           <w:tcPr>
-            <w:tcW w:type="dxa" w:w="3600"/>
+            <w:tcW w:type="dxa" w:w="2002"/>
+            <w:vAlign w:val="center"/>
             <w:tcBorders>
               <w:top w:val="single" w:sz="4" w:color="D9D9D9"/>
               <w:left w:val="single" w:sz="4" w:color="D9D9D9"/>
@@ -618,30 +1033,30 @@
               <w:right w:val="single" w:sz="4" w:color="D9D9D9"/>
             </w:tcBorders>
             <w:tcMar>
-              <w:top w:w="90" w:type="dxa"/>
-              <w:left w:w="90" w:type="dxa"/>
-              <w:bottom w:w="90" w:type="dxa"/>
-              <w:right w:w="90" w:type="dxa"/>
+              <w:top w:w="85" w:type="dxa"/>
+              <w:left w:w="85" w:type="dxa"/>
+              <w:bottom w:w="85" w:type="dxa"/>
+              <w:right w:w="85" w:type="dxa"/>
             </w:tcMar>
-            <w:shd w:fill="F5F7F9"/>
+            <w:shd w:fill="F4F6F8"/>
           </w:tcPr>
           <w:p>
             <w:pPr>
-              <w:keepNext/>
-              <w:spacing w:after="60"/>
+              <w:spacing w:after="40" w:line="247" w:lineRule="auto"/>
             </w:pPr>
             <w:r>
               <w:rPr>
                 <w:b w:val="0"/>
-                <w:sz w:val="19"/>
+                <w:sz w:val="18"/>
               </w:rPr>
-              <w:t>Compare length distributions</w:t>
+              <w:t>12.0</w:t>
             </w:r>
           </w:p>
         </w:tc>
         <w:tc>
           <w:tcPr>
-            <w:tcW w:type="dxa" w:w="3744"/>
+            <w:tcW w:type="dxa" w:w="2002"/>
+            <w:vAlign w:val="center"/>
             <w:tcBorders>
               <w:top w:val="single" w:sz="4" w:color="D9D9D9"/>
               <w:left w:val="single" w:sz="4" w:color="D9D9D9"/>
@@ -649,208 +1064,23 @@
               <w:right w:val="single" w:sz="4" w:color="D9D9D9"/>
             </w:tcBorders>
             <w:tcMar>
-              <w:top w:w="90" w:type="dxa"/>
-              <w:left w:w="90" w:type="dxa"/>
-              <w:bottom w:w="90" w:type="dxa"/>
-              <w:right w:w="90" w:type="dxa"/>
+              <w:top w:w="85" w:type="dxa"/>
+              <w:left w:w="85" w:type="dxa"/>
+              <w:bottom w:w="85" w:type="dxa"/>
+              <w:right w:w="85" w:type="dxa"/>
             </w:tcMar>
-            <w:shd w:fill="F5F7F9"/>
+            <w:shd w:fill="F4F6F8"/>
           </w:tcPr>
           <w:p>
             <w:pPr>
-              <w:keepNext/>
-              <w:spacing w:after="60"/>
+              <w:spacing w:after="40" w:line="247" w:lineRule="auto"/>
             </w:pPr>
             <w:r>
               <w:rPr>
                 <w:b w:val="0"/>
-                <w:sz w:val="19"/>
+                <w:sz w:val="18"/>
               </w:rPr>
-              <w:t>Does not by itself establish a median difference or causation</w:t>
-            </w:r>
-          </w:p>
-        </w:tc>
-      </w:tr>
-      <w:tr>
-        <w:tc>
-          <w:tcPr>
-            <w:tcW w:type="dxa" w:w="2592"/>
-            <w:tcBorders>
-              <w:top w:val="single" w:sz="4" w:color="D9D9D9"/>
-              <w:left w:val="single" w:sz="4" w:color="D9D9D9"/>
-              <w:bottom w:val="single" w:sz="4" w:color="D9D9D9"/>
-              <w:right w:val="single" w:sz="4" w:color="D9D9D9"/>
-            </w:tcBorders>
-            <w:tcMar>
-              <w:top w:w="90" w:type="dxa"/>
-              <w:left w:w="90" w:type="dxa"/>
-              <w:bottom w:w="90" w:type="dxa"/>
-              <w:right w:w="90" w:type="dxa"/>
-            </w:tcMar>
-          </w:tcPr>
-          <w:p>
-            <w:pPr>
-              <w:keepNext/>
-              <w:spacing w:after="60"/>
-            </w:pPr>
-            <w:r>
-              <w:rPr>
-                <w:b w:val="0"/>
-                <w:sz w:val="19"/>
-              </w:rPr>
-              <w:t>Product clustered bootstrap</w:t>
-            </w:r>
-          </w:p>
-        </w:tc>
-        <w:tc>
-          <w:tcPr>
-            <w:tcW w:type="dxa" w:w="3600"/>
-            <w:tcBorders>
-              <w:top w:val="single" w:sz="4" w:color="D9D9D9"/>
-              <w:left w:val="single" w:sz="4" w:color="D9D9D9"/>
-              <w:bottom w:val="single" w:sz="4" w:color="D9D9D9"/>
-              <w:right w:val="single" w:sz="4" w:color="D9D9D9"/>
-            </w:tcBorders>
-            <w:tcMar>
-              <w:top w:w="90" w:type="dxa"/>
-              <w:left w:w="90" w:type="dxa"/>
-              <w:bottom w:w="90" w:type="dxa"/>
-              <w:right w:w="90" w:type="dxa"/>
-            </w:tcMar>
-          </w:tcPr>
-          <w:p>
-            <w:pPr>
-              <w:keepNext/>
-              <w:spacing w:after="60"/>
-            </w:pPr>
-            <w:r>
-              <w:rPr>
-                <w:b w:val="0"/>
-                <w:sz w:val="19"/>
-              </w:rPr>
-              <w:t>Intervals for rates and model differences</w:t>
-            </w:r>
-          </w:p>
-        </w:tc>
-        <w:tc>
-          <w:tcPr>
-            <w:tcW w:type="dxa" w:w="3744"/>
-            <w:tcBorders>
-              <w:top w:val="single" w:sz="4" w:color="D9D9D9"/>
-              <w:left w:val="single" w:sz="4" w:color="D9D9D9"/>
-              <w:bottom w:val="single" w:sz="4" w:color="D9D9D9"/>
-              <w:right w:val="single" w:sz="4" w:color="D9D9D9"/>
-            </w:tcBorders>
-            <w:tcMar>
-              <w:top w:w="90" w:type="dxa"/>
-              <w:left w:w="90" w:type="dxa"/>
-              <w:bottom w:w="90" w:type="dxa"/>
-              <w:right w:w="90" w:type="dxa"/>
-            </w:tcMar>
-          </w:tcPr>
-          <w:p>
-            <w:pPr>
-              <w:keepNext/>
-              <w:spacing w:after="60"/>
-            </w:pPr>
-            <w:r>
-              <w:rPr>
-                <w:b w:val="0"/>
-                <w:sz w:val="19"/>
-              </w:rPr>
-              <w:t>Depends on product sampling assumptions</w:t>
-            </w:r>
-          </w:p>
-        </w:tc>
-      </w:tr>
-      <w:tr>
-        <w:tc>
-          <w:tcPr>
-            <w:tcW w:type="dxa" w:w="2592"/>
-            <w:tcBorders>
-              <w:top w:val="single" w:sz="4" w:color="D9D9D9"/>
-              <w:left w:val="single" w:sz="4" w:color="D9D9D9"/>
-              <w:bottom w:val="single" w:sz="4" w:color="D9D9D9"/>
-              <w:right w:val="single" w:sz="4" w:color="D9D9D9"/>
-            </w:tcBorders>
-            <w:tcMar>
-              <w:top w:w="90" w:type="dxa"/>
-              <w:left w:w="90" w:type="dxa"/>
-              <w:bottom w:w="90" w:type="dxa"/>
-              <w:right w:w="90" w:type="dxa"/>
-            </w:tcMar>
-            <w:shd w:fill="F5F7F9"/>
-          </w:tcPr>
-          <w:p>
-            <w:pPr>
-              <w:spacing w:after="60"/>
-            </w:pPr>
-            <w:r>
-              <w:rPr>
-                <w:b w:val="0"/>
-                <w:sz w:val="19"/>
-              </w:rPr>
-              <w:t>Time plots and later period holdout</w:t>
-            </w:r>
-          </w:p>
-        </w:tc>
-        <w:tc>
-          <w:tcPr>
-            <w:tcW w:type="dxa" w:w="3600"/>
-            <w:tcBorders>
-              <w:top w:val="single" w:sz="4" w:color="D9D9D9"/>
-              <w:left w:val="single" w:sz="4" w:color="D9D9D9"/>
-              <w:bottom w:val="single" w:sz="4" w:color="D9D9D9"/>
-              <w:right w:val="single" w:sz="4" w:color="D9D9D9"/>
-            </w:tcBorders>
-            <w:tcMar>
-              <w:top w:w="90" w:type="dxa"/>
-              <w:left w:w="90" w:type="dxa"/>
-              <w:bottom w:w="90" w:type="dxa"/>
-              <w:right w:w="90" w:type="dxa"/>
-            </w:tcMar>
-            <w:shd w:fill="F5F7F9"/>
-          </w:tcPr>
-          <w:p>
-            <w:pPr>
-              <w:spacing w:after="60"/>
-            </w:pPr>
-            <w:r>
-              <w:rPr>
-                <w:b w:val="0"/>
-                <w:sz w:val="19"/>
-              </w:rPr>
-              <w:t>Detect temporal shift</w:t>
-            </w:r>
-          </w:p>
-        </w:tc>
-        <w:tc>
-          <w:tcPr>
-            <w:tcW w:type="dxa" w:w="3744"/>
-            <w:tcBorders>
-              <w:top w:val="single" w:sz="4" w:color="D9D9D9"/>
-              <w:left w:val="single" w:sz="4" w:color="D9D9D9"/>
-              <w:bottom w:val="single" w:sz="4" w:color="D9D9D9"/>
-              <w:right w:val="single" w:sz="4" w:color="D9D9D9"/>
-            </w:tcBorders>
-            <w:tcMar>
-              <w:top w:w="90" w:type="dxa"/>
-              <w:left w:w="90" w:type="dxa"/>
-              <w:bottom w:w="90" w:type="dxa"/>
-              <w:right w:w="90" w:type="dxa"/>
-            </w:tcMar>
-            <w:shd w:fill="F5F7F9"/>
-          </w:tcPr>
-          <w:p>
-            <w:pPr>
-              <w:spacing w:after="60"/>
-            </w:pPr>
-            <w:r>
-              <w:rPr>
-                <w:b w:val="0"/>
-                <w:sz w:val="19"/>
-              </w:rPr>
-              <w:t>Dates must be valid and ordered</w:t>
+              <w:t>49.0</w:t>
             </w:r>
           </w:p>
         </w:tc>
@@ -863,7 +1093,7 @@
     </w:p>
     <w:p>
       <w:r>
-        <w:t>pandas provides grouped counts and quantiles; matplotlib supplies the executed plots. seaborn and SciPy are suitable optional tools for boxplots and statistical tests, but they are not dependencies of the current runnable demonstration because those tests are planned rather than executed. Report effect sizes and uncertainty with adjusted exploratory p values; avoid declaring business importance from a small p value alone.</w:t>
+        <w:t>The exploratory Mann Whitney U statistic is 19,974,188.5, with a row based p value of 0.274 and rank biserial effect of 0.013. The effect is small and the observed medians are equal. This supplies little evidence that length alone distinguishes the classes. Because reviews share products and authors, the row independent p value is descriptive, not confirmatory inference. No causal or population conclusion follows.</w:t>
       </w:r>
     </w:p>
     <w:p>
@@ -871,7 +1101,114 @@
         <w:pStyle w:val="Heading1"/>
       </w:pPr>
       <w:r>
-        <w:t>Feature inventory and implementation status</w:t>
+        <w:t>Product concentration and source coverage</w:t>
+      </w:r>
+    </w:p>
+    <w:p>
+      <w:pPr>
+        <w:keepNext/>
+      </w:pPr>
+      <w:r>
+        <w:drawing>
+          <wp:inline xmlns:a="http://schemas.openxmlformats.org/drawingml/2006/main" xmlns:pic="http://schemas.openxmlformats.org/drawingml/2006/picture">
+            <wp:extent cx="5897880" cy="3142795"/>
+            <wp:docPr id="3" name="Picture 3"/>
+            <wp:cNvGraphicFramePr>
+              <a:graphicFrameLocks noChangeAspect="1"/>
+            </wp:cNvGraphicFramePr>
+            <a:graphic>
+              <a:graphicData uri="http://schemas.openxmlformats.org/drawingml/2006/picture">
+                <pic:pic>
+                  <pic:nvPicPr>
+                    <pic:cNvPr id="0" name="products.png"/>
+                    <pic:cNvPicPr/>
+                  </pic:nvPicPr>
+                  <pic:blipFill>
+                    <a:blip r:embed="rId13"/>
+                    <a:stretch>
+                      <a:fillRect/>
+                    </a:stretch>
+                  </pic:blipFill>
+                  <pic:spPr>
+                    <a:xfrm>
+                      <a:off x="0" y="0"/>
+                      <a:ext cx="5897880" cy="3142795"/>
+                    </a:xfrm>
+                    <a:prstGeom prst="rect"/>
+                  </pic:spPr>
+                </pic:pic>
+              </a:graphicData>
+            </a:graphic>
+          </wp:inline>
+        </w:drawing>
+      </w:r>
+    </w:p>
+    <w:p>
+      <w:pPr>
+        <w:pStyle w:val="Caption"/>
+      </w:pPr>
+      <w:r>
+        <w:t>Figure 3  The most represented training ASINs and their observed counts</w:t>
+      </w:r>
+    </w:p>
+    <w:p>
+      <w:r>
+        <w:t>The ten most represented products account for 13.67% of training rows. This concentration matters because review based sampling emphasizes popular items. The group split prevents one product being both a training and test item, but does not equalize item influence. Product IDs are labels for inspection, not input features. Subcategory charts are deliberately omitted because the inspected source metadata does not contain a usable subcategory taxonomy.</w:t>
+      </w:r>
+    </w:p>
+    <w:p>
+      <w:pPr>
+        <w:pStyle w:val="Heading1"/>
+      </w:pPr>
+      <w:r>
+        <w:t>Exploratory theme mentions</w:t>
+      </w:r>
+    </w:p>
+    <w:p>
+      <w:pPr>
+        <w:keepNext/>
+      </w:pPr>
+      <w:r>
+        <w:drawing>
+          <wp:inline xmlns:a="http://schemas.openxmlformats.org/drawingml/2006/main" xmlns:pic="http://schemas.openxmlformats.org/drawingml/2006/picture">
+            <wp:extent cx="5897880" cy="2978312"/>
+            <wp:docPr id="4" name="Picture 4"/>
+            <wp:cNvGraphicFramePr>
+              <a:graphicFrameLocks noChangeAspect="1"/>
+            </wp:cNvGraphicFramePr>
+            <a:graphic>
+              <a:graphicData uri="http://schemas.openxmlformats.org/drawingml/2006/picture">
+                <pic:pic>
+                  <pic:nvPicPr>
+                    <pic:cNvPr id="0" name="themes.png"/>
+                    <pic:cNvPicPr/>
+                  </pic:nvPicPr>
+                  <pic:blipFill>
+                    <a:blip r:embed="rId14"/>
+                    <a:stretch>
+                      <a:fillRect/>
+                    </a:stretch>
+                  </pic:blipFill>
+                  <pic:spPr>
+                    <a:xfrm>
+                      <a:off x="0" y="0"/>
+                      <a:ext cx="5897880" cy="2978312"/>
+                    </a:xfrm>
+                    <a:prstGeom prst="rect"/>
+                  </pic:spPr>
+                </pic:pic>
+              </a:graphicData>
+            </a:graphic>
+          </wp:inline>
+        </w:drawing>
+      </w:r>
+    </w:p>
+    <w:p>
+      <w:pPr>
+        <w:pStyle w:val="Caption"/>
+      </w:pPr>
+      <w:r>
+        <w:t>Figure 4  Training reviews containing predefined theme terms</w:t>
       </w:r>
     </w:p>
     <w:tbl>
@@ -882,16 +1219,19 @@
       </w:tblPr>
       <w:tblGrid>
         <w:gridCol w:w="2304"/>
-        <w:gridCol w:w="3312"/>
-        <w:gridCol w:w="4320"/>
+        <w:gridCol w:w="1872"/>
+        <w:gridCol w:w="2736"/>
+        <w:gridCol w:w="3139"/>
       </w:tblGrid>
       <w:tr>
         <w:trPr>
           <w:tblHeader/>
+          <w:cantSplit/>
         </w:trPr>
         <w:tc>
           <w:tcPr>
             <w:tcW w:type="dxa" w:w="2304"/>
+            <w:vAlign w:val="center"/>
             <w:tcBorders>
               <w:top w:val="single" w:sz="4" w:color="D9D9D9"/>
               <w:left w:val="single" w:sz="4" w:color="D9D9D9"/>
@@ -899,30 +1239,31 @@
               <w:right w:val="single" w:sz="4" w:color="D9D9D9"/>
             </w:tcBorders>
             <w:tcMar>
-              <w:top w:w="90" w:type="dxa"/>
-              <w:left w:w="90" w:type="dxa"/>
-              <w:bottom w:w="90" w:type="dxa"/>
-              <w:right w:w="90" w:type="dxa"/>
+              <w:top w:w="85" w:type="dxa"/>
+              <w:left w:w="85" w:type="dxa"/>
+              <w:bottom w:w="85" w:type="dxa"/>
+              <w:right w:w="85" w:type="dxa"/>
             </w:tcMar>
-            <w:shd w:fill="DFE8EE"/>
+            <w:shd w:fill="DDE7EE"/>
           </w:tcPr>
           <w:p>
             <w:pPr>
               <w:keepNext/>
-              <w:spacing w:after="60"/>
+              <w:spacing w:after="40" w:line="247" w:lineRule="auto"/>
             </w:pPr>
             <w:r>
               <w:rPr>
                 <w:b/>
-                <w:sz w:val="19"/>
+                <w:sz w:val="18"/>
               </w:rPr>
-              <w:t>Feature</w:t>
+              <w:t>Theme</w:t>
             </w:r>
           </w:p>
         </w:tc>
         <w:tc>
           <w:tcPr>
-            <w:tcW w:type="dxa" w:w="3312"/>
+            <w:tcW w:type="dxa" w:w="1872"/>
+            <w:vAlign w:val="center"/>
             <w:tcBorders>
               <w:top w:val="single" w:sz="4" w:color="D9D9D9"/>
               <w:left w:val="single" w:sz="4" w:color="D9D9D9"/>
@@ -930,30 +1271,31 @@
               <w:right w:val="single" w:sz="4" w:color="D9D9D9"/>
             </w:tcBorders>
             <w:tcMar>
-              <w:top w:w="90" w:type="dxa"/>
-              <w:left w:w="90" w:type="dxa"/>
-              <w:bottom w:w="90" w:type="dxa"/>
-              <w:right w:w="90" w:type="dxa"/>
+              <w:top w:w="85" w:type="dxa"/>
+              <w:left w:w="85" w:type="dxa"/>
+              <w:bottom w:w="85" w:type="dxa"/>
+              <w:right w:w="85" w:type="dxa"/>
             </w:tcMar>
-            <w:shd w:fill="DFE8EE"/>
+            <w:shd w:fill="DDE7EE"/>
           </w:tcPr>
           <w:p>
             <w:pPr>
               <w:keepNext/>
-              <w:spacing w:after="60"/>
+              <w:spacing w:after="40" w:line="247" w:lineRule="auto"/>
             </w:pPr>
             <w:r>
               <w:rPr>
                 <w:b/>
-                <w:sz w:val="19"/>
+                <w:sz w:val="18"/>
               </w:rPr>
-              <w:t>Definition</w:t>
+              <w:t>Mentions</w:t>
             </w:r>
           </w:p>
         </w:tc>
         <w:tc>
           <w:tcPr>
-            <w:tcW w:type="dxa" w:w="4320"/>
+            <w:tcW w:type="dxa" w:w="2736"/>
+            <w:vAlign w:val="center"/>
             <w:tcBorders>
               <w:top w:val="single" w:sz="4" w:color="D9D9D9"/>
               <w:left w:val="single" w:sz="4" w:color="D9D9D9"/>
@@ -961,32 +1303,31 @@
               <w:right w:val="single" w:sz="4" w:color="D9D9D9"/>
             </w:tcBorders>
             <w:tcMar>
-              <w:top w:w="90" w:type="dxa"/>
-              <w:left w:w="90" w:type="dxa"/>
-              <w:bottom w:w="90" w:type="dxa"/>
-              <w:right w:w="90" w:type="dxa"/>
+              <w:top w:w="85" w:type="dxa"/>
+              <w:left w:w="85" w:type="dxa"/>
+              <w:bottom w:w="85" w:type="dxa"/>
+              <w:right w:w="85" w:type="dxa"/>
             </w:tcMar>
-            <w:shd w:fill="DFE8EE"/>
+            <w:shd w:fill="DDE7EE"/>
           </w:tcPr>
           <w:p>
             <w:pPr>
               <w:keepNext/>
-              <w:spacing w:after="60"/>
+              <w:spacing w:after="40" w:line="247" w:lineRule="auto"/>
             </w:pPr>
             <w:r>
               <w:rPr>
                 <w:b/>
-                <w:sz w:val="19"/>
+                <w:sz w:val="18"/>
               </w:rPr>
-              <w:t>Status and rationale</w:t>
+              <w:t>Low rating mentions</w:t>
             </w:r>
           </w:p>
         </w:tc>
-      </w:tr>
-      <w:tr>
         <w:tc>
           <w:tcPr>
-            <w:tcW w:type="dxa" w:w="2304"/>
+            <w:tcW w:type="dxa" w:w="3139"/>
+            <w:vAlign w:val="center"/>
             <w:tcBorders>
               <w:top w:val="single" w:sz="4" w:color="D9D9D9"/>
               <w:left w:val="single" w:sz="4" w:color="D9D9D9"/>
@@ -994,29 +1335,36 @@
               <w:right w:val="single" w:sz="4" w:color="D9D9D9"/>
             </w:tcBorders>
             <w:tcMar>
-              <w:top w:w="90" w:type="dxa"/>
-              <w:left w:w="90" w:type="dxa"/>
-              <w:bottom w:w="90" w:type="dxa"/>
-              <w:right w:w="90" w:type="dxa"/>
+              <w:top w:w="85" w:type="dxa"/>
+              <w:left w:w="85" w:type="dxa"/>
+              <w:bottom w:w="85" w:type="dxa"/>
+              <w:right w:w="85" w:type="dxa"/>
             </w:tcMar>
+            <w:shd w:fill="DDE7EE"/>
           </w:tcPr>
           <w:p>
             <w:pPr>
               <w:keepNext/>
-              <w:spacing w:after="60"/>
+              <w:spacing w:after="40" w:line="247" w:lineRule="auto"/>
             </w:pPr>
             <w:r>
               <w:rPr>
-                <w:b w:val="0"/>
-                <w:sz w:val="19"/>
+                <w:b/>
+                <w:sz w:val="18"/>
               </w:rPr>
-              <w:t>TF IDF unigram</w:t>
+              <w:t>Low rating share</w:t>
             </w:r>
           </w:p>
         </w:tc>
+      </w:tr>
+      <w:tr>
+        <w:trPr>
+          <w:cantSplit/>
+        </w:trPr>
         <w:tc>
           <w:tcPr>
-            <w:tcW w:type="dxa" w:w="3312"/>
+            <w:tcW w:type="dxa" w:w="2304"/>
+            <w:vAlign w:val="center"/>
             <w:tcBorders>
               <w:top w:val="single" w:sz="4" w:color="D9D9D9"/>
               <w:left w:val="single" w:sz="4" w:color="D9D9D9"/>
@@ -1024,29 +1372,30 @@
               <w:right w:val="single" w:sz="4" w:color="D9D9D9"/>
             </w:tcBorders>
             <w:tcMar>
-              <w:top w:w="90" w:type="dxa"/>
-              <w:left w:w="90" w:type="dxa"/>
-              <w:bottom w:w="90" w:type="dxa"/>
-              <w:right w:w="90" w:type="dxa"/>
+              <w:top w:w="85" w:type="dxa"/>
+              <w:left w:w="85" w:type="dxa"/>
+              <w:bottom w:w="85" w:type="dxa"/>
+              <w:right w:w="85" w:type="dxa"/>
             </w:tcMar>
           </w:tcPr>
           <w:p>
             <w:pPr>
               <w:keepNext/>
-              <w:spacing w:after="60"/>
+              <w:spacing w:after="40" w:line="247" w:lineRule="auto"/>
             </w:pPr>
             <w:r>
               <w:rPr>
                 <w:b w:val="0"/>
-                <w:sz w:val="19"/>
+                <w:sz w:val="18"/>
               </w:rPr>
-              <w:t>Weighted single word occurrence</w:t>
+              <w:t>Packaging</w:t>
             </w:r>
           </w:p>
         </w:tc>
         <w:tc>
           <w:tcPr>
-            <w:tcW w:type="dxa" w:w="4320"/>
+            <w:tcW w:type="dxa" w:w="1872"/>
+            <w:vAlign w:val="center"/>
             <w:tcBorders>
               <w:top w:val="single" w:sz="4" w:color="D9D9D9"/>
               <w:left w:val="single" w:sz="4" w:color="D9D9D9"/>
@@ -1054,31 +1403,30 @@
               <w:right w:val="single" w:sz="4" w:color="D9D9D9"/>
             </w:tcBorders>
             <w:tcMar>
-              <w:top w:w="90" w:type="dxa"/>
-              <w:left w:w="90" w:type="dxa"/>
-              <w:bottom w:w="90" w:type="dxa"/>
-              <w:right w:w="90" w:type="dxa"/>
+              <w:top w:w="85" w:type="dxa"/>
+              <w:left w:w="85" w:type="dxa"/>
+              <w:bottom w:w="85" w:type="dxa"/>
+              <w:right w:w="85" w:type="dxa"/>
             </w:tcMar>
           </w:tcPr>
           <w:p>
             <w:pPr>
               <w:keepNext/>
-              <w:spacing w:after="60"/>
+              <w:spacing w:after="40" w:line="247" w:lineRule="auto"/>
             </w:pPr>
             <w:r>
               <w:rPr>
                 <w:b w:val="0"/>
-                <w:sz w:val="19"/>
+                <w:sz w:val="18"/>
               </w:rPr>
-              <w:t>Implemented; compact interpretable baseline</w:t>
+              <w:t>901</w:t>
             </w:r>
           </w:p>
         </w:tc>
-      </w:tr>
-      <w:tr>
         <w:tc>
           <w:tcPr>
-            <w:tcW w:type="dxa" w:w="2304"/>
+            <w:tcW w:type="dxa" w:w="2736"/>
+            <w:vAlign w:val="center"/>
             <w:tcBorders>
               <w:top w:val="single" w:sz="4" w:color="D9D9D9"/>
               <w:left w:val="single" w:sz="4" w:color="D9D9D9"/>
@@ -1086,30 +1434,30 @@
               <w:right w:val="single" w:sz="4" w:color="D9D9D9"/>
             </w:tcBorders>
             <w:tcMar>
-              <w:top w:w="90" w:type="dxa"/>
-              <w:left w:w="90" w:type="dxa"/>
-              <w:bottom w:w="90" w:type="dxa"/>
-              <w:right w:w="90" w:type="dxa"/>
+              <w:top w:w="85" w:type="dxa"/>
+              <w:left w:w="85" w:type="dxa"/>
+              <w:bottom w:w="85" w:type="dxa"/>
+              <w:right w:w="85" w:type="dxa"/>
             </w:tcMar>
-            <w:shd w:fill="F5F7F9"/>
           </w:tcPr>
           <w:p>
             <w:pPr>
               <w:keepNext/>
-              <w:spacing w:after="60"/>
+              <w:spacing w:after="40" w:line="247" w:lineRule="auto"/>
             </w:pPr>
             <w:r>
               <w:rPr>
                 <w:b w:val="0"/>
-                <w:sz w:val="19"/>
+                <w:sz w:val="18"/>
               </w:rPr>
-              <w:t>TF IDF bigram</w:t>
+              <w:t>203</w:t>
             </w:r>
           </w:p>
         </w:tc>
         <w:tc>
           <w:tcPr>
-            <w:tcW w:type="dxa" w:w="3312"/>
+            <w:tcW w:type="dxa" w:w="3139"/>
+            <w:vAlign w:val="center"/>
             <w:tcBorders>
               <w:top w:val="single" w:sz="4" w:color="D9D9D9"/>
               <w:left w:val="single" w:sz="4" w:color="D9D9D9"/>
@@ -1117,30 +1465,35 @@
               <w:right w:val="single" w:sz="4" w:color="D9D9D9"/>
             </w:tcBorders>
             <w:tcMar>
-              <w:top w:w="90" w:type="dxa"/>
-              <w:left w:w="90" w:type="dxa"/>
-              <w:bottom w:w="90" w:type="dxa"/>
-              <w:right w:w="90" w:type="dxa"/>
+              <w:top w:w="85" w:type="dxa"/>
+              <w:left w:w="85" w:type="dxa"/>
+              <w:bottom w:w="85" w:type="dxa"/>
+              <w:right w:w="85" w:type="dxa"/>
             </w:tcMar>
-            <w:shd w:fill="F5F7F9"/>
           </w:tcPr>
           <w:p>
             <w:pPr>
               <w:keepNext/>
-              <w:spacing w:after="60"/>
+              <w:spacing w:after="40" w:line="247" w:lineRule="auto"/>
             </w:pPr>
             <w:r>
               <w:rPr>
                 <w:b w:val="0"/>
-                <w:sz w:val="19"/>
+                <w:sz w:val="18"/>
               </w:rPr>
-              <w:t>Weighted adjacent word pair</w:t>
+              <w:t>22.5%</w:t>
             </w:r>
           </w:p>
         </w:tc>
+      </w:tr>
+      <w:tr>
+        <w:trPr>
+          <w:cantSplit/>
+        </w:trPr>
         <w:tc>
           <w:tcPr>
-            <w:tcW w:type="dxa" w:w="4320"/>
+            <w:tcW w:type="dxa" w:w="2304"/>
+            <w:vAlign w:val="center"/>
             <w:tcBorders>
               <w:top w:val="single" w:sz="4" w:color="D9D9D9"/>
               <w:left w:val="single" w:sz="4" w:color="D9D9D9"/>
@@ -1148,32 +1501,31 @@
               <w:right w:val="single" w:sz="4" w:color="D9D9D9"/>
             </w:tcBorders>
             <w:tcMar>
-              <w:top w:w="90" w:type="dxa"/>
-              <w:left w:w="90" w:type="dxa"/>
-              <w:bottom w:w="90" w:type="dxa"/>
-              <w:right w:w="90" w:type="dxa"/>
+              <w:top w:w="85" w:type="dxa"/>
+              <w:left w:w="85" w:type="dxa"/>
+              <w:bottom w:w="85" w:type="dxa"/>
+              <w:right w:w="85" w:type="dxa"/>
             </w:tcMar>
-            <w:shd w:fill="F5F7F9"/>
+            <w:shd w:fill="F4F6F8"/>
           </w:tcPr>
           <w:p>
             <w:pPr>
               <w:keepNext/>
-              <w:spacing w:after="60"/>
+              <w:spacing w:after="40" w:line="247" w:lineRule="auto"/>
             </w:pPr>
             <w:r>
               <w:rPr>
                 <w:b w:val="0"/>
-                <w:sz w:val="19"/>
+                <w:sz w:val="18"/>
               </w:rPr>
-              <w:t>Implemented; can retain short negation context</w:t>
+              <w:t>Fragrance</w:t>
             </w:r>
           </w:p>
         </w:tc>
-      </w:tr>
-      <w:tr>
         <w:tc>
           <w:tcPr>
-            <w:tcW w:type="dxa" w:w="2304"/>
+            <w:tcW w:type="dxa" w:w="1872"/>
+            <w:vAlign w:val="center"/>
             <w:tcBorders>
               <w:top w:val="single" w:sz="4" w:color="D9D9D9"/>
               <w:left w:val="single" w:sz="4" w:color="D9D9D9"/>
@@ -1181,29 +1533,31 @@
               <w:right w:val="single" w:sz="4" w:color="D9D9D9"/>
             </w:tcBorders>
             <w:tcMar>
-              <w:top w:w="90" w:type="dxa"/>
-              <w:left w:w="90" w:type="dxa"/>
-              <w:bottom w:w="90" w:type="dxa"/>
-              <w:right w:w="90" w:type="dxa"/>
+              <w:top w:w="85" w:type="dxa"/>
+              <w:left w:w="85" w:type="dxa"/>
+              <w:bottom w:w="85" w:type="dxa"/>
+              <w:right w:w="85" w:type="dxa"/>
             </w:tcMar>
+            <w:shd w:fill="F4F6F8"/>
           </w:tcPr>
           <w:p>
             <w:pPr>
               <w:keepNext/>
-              <w:spacing w:after="60"/>
+              <w:spacing w:after="40" w:line="247" w:lineRule="auto"/>
             </w:pPr>
             <w:r>
               <w:rPr>
                 <w:b w:val="0"/>
-                <w:sz w:val="19"/>
+                <w:sz w:val="18"/>
               </w:rPr>
-              <w:t>Word count</w:t>
+              <w:t>2042</w:t>
             </w:r>
           </w:p>
         </w:tc>
         <w:tc>
           <w:tcPr>
-            <w:tcW w:type="dxa" w:w="3312"/>
+            <w:tcW w:type="dxa" w:w="2736"/>
+            <w:vAlign w:val="center"/>
             <w:tcBorders>
               <w:top w:val="single" w:sz="4" w:color="D9D9D9"/>
               <w:left w:val="single" w:sz="4" w:color="D9D9D9"/>
@@ -1211,29 +1565,31 @@
               <w:right w:val="single" w:sz="4" w:color="D9D9D9"/>
             </w:tcBorders>
             <w:tcMar>
-              <w:top w:w="90" w:type="dxa"/>
-              <w:left w:w="90" w:type="dxa"/>
-              <w:bottom w:w="90" w:type="dxa"/>
-              <w:right w:w="90" w:type="dxa"/>
+              <w:top w:w="85" w:type="dxa"/>
+              <w:left w:w="85" w:type="dxa"/>
+              <w:bottom w:w="85" w:type="dxa"/>
+              <w:right w:w="85" w:type="dxa"/>
             </w:tcMar>
+            <w:shd w:fill="F4F6F8"/>
           </w:tcPr>
           <w:p>
             <w:pPr>
               <w:keepNext/>
-              <w:spacing w:after="60"/>
+              <w:spacing w:after="40" w:line="247" w:lineRule="auto"/>
             </w:pPr>
             <w:r>
               <w:rPr>
                 <w:b w:val="0"/>
-                <w:sz w:val="19"/>
+                <w:sz w:val="18"/>
               </w:rPr>
-              <w:t>Number of whitespace separated tokens</w:t>
+              <w:t>283</w:t>
             </w:r>
           </w:p>
         </w:tc>
         <w:tc>
           <w:tcPr>
-            <w:tcW w:type="dxa" w:w="4320"/>
+            <w:tcW w:type="dxa" w:w="3139"/>
+            <w:vAlign w:val="center"/>
             <w:tcBorders>
               <w:top w:val="single" w:sz="4" w:color="D9D9D9"/>
               <w:left w:val="single" w:sz="4" w:color="D9D9D9"/>
@@ -1241,31 +1597,36 @@
               <w:right w:val="single" w:sz="4" w:color="D9D9D9"/>
             </w:tcBorders>
             <w:tcMar>
-              <w:top w:w="90" w:type="dxa"/>
-              <w:left w:w="90" w:type="dxa"/>
-              <w:bottom w:w="90" w:type="dxa"/>
-              <w:right w:w="90" w:type="dxa"/>
+              <w:top w:w="85" w:type="dxa"/>
+              <w:left w:w="85" w:type="dxa"/>
+              <w:bottom w:w="85" w:type="dxa"/>
+              <w:right w:w="85" w:type="dxa"/>
             </w:tcMar>
+            <w:shd w:fill="F4F6F8"/>
           </w:tcPr>
           <w:p>
             <w:pPr>
               <w:keepNext/>
-              <w:spacing w:after="60"/>
+              <w:spacing w:after="40" w:line="247" w:lineRule="auto"/>
             </w:pPr>
             <w:r>
               <w:rPr>
                 <w:b w:val="0"/>
-                <w:sz w:val="19"/>
+                <w:sz w:val="18"/>
               </w:rPr>
-              <w:t>Computed for EDA; not fed into current models</w:t>
+              <w:t>13.9%</w:t>
             </w:r>
           </w:p>
         </w:tc>
       </w:tr>
       <w:tr>
+        <w:trPr>
+          <w:cantSplit/>
+        </w:trPr>
         <w:tc>
           <w:tcPr>
             <w:tcW w:type="dxa" w:w="2304"/>
+            <w:vAlign w:val="center"/>
             <w:tcBorders>
               <w:top w:val="single" w:sz="4" w:color="D9D9D9"/>
               <w:left w:val="single" w:sz="4" w:color="D9D9D9"/>
@@ -1273,22 +1634,510 @@
               <w:right w:val="single" w:sz="4" w:color="D9D9D9"/>
             </w:tcBorders>
             <w:tcMar>
-              <w:top w:w="90" w:type="dxa"/>
-              <w:left w:w="90" w:type="dxa"/>
-              <w:bottom w:w="90" w:type="dxa"/>
-              <w:right w:w="90" w:type="dxa"/>
+              <w:top w:w="85" w:type="dxa"/>
+              <w:left w:w="85" w:type="dxa"/>
+              <w:bottom w:w="85" w:type="dxa"/>
+              <w:right w:w="85" w:type="dxa"/>
             </w:tcMar>
-            <w:shd w:fill="F5F7F9"/>
           </w:tcPr>
           <w:p>
             <w:pPr>
               <w:keepNext/>
-              <w:spacing w:after="60"/>
+              <w:spacing w:after="40" w:line="247" w:lineRule="auto"/>
             </w:pPr>
             <w:r>
               <w:rPr>
                 <w:b w:val="0"/>
-                <w:sz w:val="19"/>
+                <w:sz w:val="18"/>
+              </w:rPr>
+              <w:t>Value</w:t>
+            </w:r>
+          </w:p>
+        </w:tc>
+        <w:tc>
+          <w:tcPr>
+            <w:tcW w:type="dxa" w:w="1872"/>
+            <w:vAlign w:val="center"/>
+            <w:tcBorders>
+              <w:top w:val="single" w:sz="4" w:color="D9D9D9"/>
+              <w:left w:val="single" w:sz="4" w:color="D9D9D9"/>
+              <w:bottom w:val="single" w:sz="4" w:color="D9D9D9"/>
+              <w:right w:val="single" w:sz="4" w:color="D9D9D9"/>
+            </w:tcBorders>
+            <w:tcMar>
+              <w:top w:w="85" w:type="dxa"/>
+              <w:left w:w="85" w:type="dxa"/>
+              <w:bottom w:w="85" w:type="dxa"/>
+              <w:right w:w="85" w:type="dxa"/>
+            </w:tcMar>
+          </w:tcPr>
+          <w:p>
+            <w:pPr>
+              <w:keepNext/>
+              <w:spacing w:after="40" w:line="247" w:lineRule="auto"/>
+            </w:pPr>
+            <w:r>
+              <w:rPr>
+                <w:b w:val="0"/>
+                <w:sz w:val="18"/>
+              </w:rPr>
+              <w:t>2406</w:t>
+            </w:r>
+          </w:p>
+        </w:tc>
+        <w:tc>
+          <w:tcPr>
+            <w:tcW w:type="dxa" w:w="2736"/>
+            <w:vAlign w:val="center"/>
+            <w:tcBorders>
+              <w:top w:val="single" w:sz="4" w:color="D9D9D9"/>
+              <w:left w:val="single" w:sz="4" w:color="D9D9D9"/>
+              <w:bottom w:val="single" w:sz="4" w:color="D9D9D9"/>
+              <w:right w:val="single" w:sz="4" w:color="D9D9D9"/>
+            </w:tcBorders>
+            <w:tcMar>
+              <w:top w:w="85" w:type="dxa"/>
+              <w:left w:w="85" w:type="dxa"/>
+              <w:bottom w:w="85" w:type="dxa"/>
+              <w:right w:w="85" w:type="dxa"/>
+            </w:tcMar>
+          </w:tcPr>
+          <w:p>
+            <w:pPr>
+              <w:keepNext/>
+              <w:spacing w:after="40" w:line="247" w:lineRule="auto"/>
+            </w:pPr>
+            <w:r>
+              <w:rPr>
+                <w:b w:val="0"/>
+                <w:sz w:val="18"/>
+              </w:rPr>
+              <w:t>510</w:t>
+            </w:r>
+          </w:p>
+        </w:tc>
+        <w:tc>
+          <w:tcPr>
+            <w:tcW w:type="dxa" w:w="3139"/>
+            <w:vAlign w:val="center"/>
+            <w:tcBorders>
+              <w:top w:val="single" w:sz="4" w:color="D9D9D9"/>
+              <w:left w:val="single" w:sz="4" w:color="D9D9D9"/>
+              <w:bottom w:val="single" w:sz="4" w:color="D9D9D9"/>
+              <w:right w:val="single" w:sz="4" w:color="D9D9D9"/>
+            </w:tcBorders>
+            <w:tcMar>
+              <w:top w:w="85" w:type="dxa"/>
+              <w:left w:w="85" w:type="dxa"/>
+              <w:bottom w:w="85" w:type="dxa"/>
+              <w:right w:w="85" w:type="dxa"/>
+            </w:tcMar>
+          </w:tcPr>
+          <w:p>
+            <w:pPr>
+              <w:keepNext/>
+              <w:spacing w:after="40" w:line="247" w:lineRule="auto"/>
+            </w:pPr>
+            <w:r>
+              <w:rPr>
+                <w:b w:val="0"/>
+                <w:sz w:val="18"/>
+              </w:rPr>
+              <w:t>21.2%</w:t>
+            </w:r>
+          </w:p>
+        </w:tc>
+      </w:tr>
+      <w:tr>
+        <w:trPr>
+          <w:cantSplit/>
+        </w:trPr>
+        <w:tc>
+          <w:tcPr>
+            <w:tcW w:type="dxa" w:w="2304"/>
+            <w:vAlign w:val="center"/>
+            <w:tcBorders>
+              <w:top w:val="single" w:sz="4" w:color="D9D9D9"/>
+              <w:left w:val="single" w:sz="4" w:color="D9D9D9"/>
+              <w:bottom w:val="single" w:sz="4" w:color="D9D9D9"/>
+              <w:right w:val="single" w:sz="4" w:color="D9D9D9"/>
+            </w:tcBorders>
+            <w:tcMar>
+              <w:top w:w="85" w:type="dxa"/>
+              <w:left w:w="85" w:type="dxa"/>
+              <w:bottom w:w="85" w:type="dxa"/>
+              <w:right w:w="85" w:type="dxa"/>
+            </w:tcMar>
+            <w:shd w:fill="F4F6F8"/>
+          </w:tcPr>
+          <w:p>
+            <w:pPr>
+              <w:spacing w:after="40" w:line="247" w:lineRule="auto"/>
+            </w:pPr>
+            <w:r>
+              <w:rPr>
+                <w:b w:val="0"/>
+                <w:sz w:val="18"/>
+              </w:rPr>
+              <w:t>Texture</w:t>
+            </w:r>
+          </w:p>
+        </w:tc>
+        <w:tc>
+          <w:tcPr>
+            <w:tcW w:type="dxa" w:w="1872"/>
+            <w:vAlign w:val="center"/>
+            <w:tcBorders>
+              <w:top w:val="single" w:sz="4" w:color="D9D9D9"/>
+              <w:left w:val="single" w:sz="4" w:color="D9D9D9"/>
+              <w:bottom w:val="single" w:sz="4" w:color="D9D9D9"/>
+              <w:right w:val="single" w:sz="4" w:color="D9D9D9"/>
+            </w:tcBorders>
+            <w:tcMar>
+              <w:top w:w="85" w:type="dxa"/>
+              <w:left w:w="85" w:type="dxa"/>
+              <w:bottom w:w="85" w:type="dxa"/>
+              <w:right w:w="85" w:type="dxa"/>
+            </w:tcMar>
+            <w:shd w:fill="F4F6F8"/>
+          </w:tcPr>
+          <w:p>
+            <w:pPr>
+              <w:spacing w:after="40" w:line="247" w:lineRule="auto"/>
+            </w:pPr>
+            <w:r>
+              <w:rPr>
+                <w:b w:val="0"/>
+                <w:sz w:val="18"/>
+              </w:rPr>
+              <w:t>683</w:t>
+            </w:r>
+          </w:p>
+        </w:tc>
+        <w:tc>
+          <w:tcPr>
+            <w:tcW w:type="dxa" w:w="2736"/>
+            <w:vAlign w:val="center"/>
+            <w:tcBorders>
+              <w:top w:val="single" w:sz="4" w:color="D9D9D9"/>
+              <w:left w:val="single" w:sz="4" w:color="D9D9D9"/>
+              <w:bottom w:val="single" w:sz="4" w:color="D9D9D9"/>
+              <w:right w:val="single" w:sz="4" w:color="D9D9D9"/>
+            </w:tcBorders>
+            <w:tcMar>
+              <w:top w:w="85" w:type="dxa"/>
+              <w:left w:w="85" w:type="dxa"/>
+              <w:bottom w:w="85" w:type="dxa"/>
+              <w:right w:w="85" w:type="dxa"/>
+            </w:tcMar>
+            <w:shd w:fill="F4F6F8"/>
+          </w:tcPr>
+          <w:p>
+            <w:pPr>
+              <w:spacing w:after="40" w:line="247" w:lineRule="auto"/>
+            </w:pPr>
+            <w:r>
+              <w:rPr>
+                <w:b w:val="0"/>
+                <w:sz w:val="18"/>
+              </w:rPr>
+              <w:t>90</w:t>
+            </w:r>
+          </w:p>
+        </w:tc>
+        <w:tc>
+          <w:tcPr>
+            <w:tcW w:type="dxa" w:w="3139"/>
+            <w:vAlign w:val="center"/>
+            <w:tcBorders>
+              <w:top w:val="single" w:sz="4" w:color="D9D9D9"/>
+              <w:left w:val="single" w:sz="4" w:color="D9D9D9"/>
+              <w:bottom w:val="single" w:sz="4" w:color="D9D9D9"/>
+              <w:right w:val="single" w:sz="4" w:color="D9D9D9"/>
+            </w:tcBorders>
+            <w:tcMar>
+              <w:top w:w="85" w:type="dxa"/>
+              <w:left w:w="85" w:type="dxa"/>
+              <w:bottom w:w="85" w:type="dxa"/>
+              <w:right w:w="85" w:type="dxa"/>
+            </w:tcMar>
+            <w:shd w:fill="F4F6F8"/>
+          </w:tcPr>
+          <w:p>
+            <w:pPr>
+              <w:spacing w:after="40" w:line="247" w:lineRule="auto"/>
+            </w:pPr>
+            <w:r>
+              <w:rPr>
+                <w:b w:val="0"/>
+                <w:sz w:val="18"/>
+              </w:rPr>
+              <w:t>13.2%</w:t>
+            </w:r>
+          </w:p>
+        </w:tc>
+      </w:tr>
+    </w:tbl>
+    <w:p>
+      <w:pPr>
+        <w:spacing w:after="0"/>
+      </w:pPr>
+    </w:p>
+    <w:p>
+      <w:r>
+        <w:t>Theme rules are fixed regular expressions: packaging uses package, bottle, pump and leak variants; fragrance uses scent, smell, fragrance and perfume; value uses price, expensive, cheap, money and worth; texture uses greasy, sticky, oily, texture and absorb variants. A review can match multiple themes. Mention counts are not complaint counts: “not greasy” still matches texture, and praise can mention packaging. No manually validated theme classifier or category association test is claimed.</w:t>
+      </w:r>
+    </w:p>
+    <w:p>
+      <w:pPr>
+        <w:pStyle w:val="Heading1"/>
+      </w:pPr>
+      <w:r>
+        <w:t>Implemented features and transformations</w:t>
+      </w:r>
+    </w:p>
+    <w:tbl>
+      <w:tblPr>
+        <w:tblW w:type="auto" w:w="0"/>
+        <w:tblLayout w:type="fixed"/>
+        <w:tblLook w:firstColumn="1" w:firstRow="1" w:lastColumn="0" w:lastRow="0" w:noHBand="0" w:noVBand="1" w:val="04A0"/>
+      </w:tblPr>
+      <w:tblGrid>
+        <w:gridCol w:w="2304"/>
+        <w:gridCol w:w="4608"/>
+        <w:gridCol w:w="3139"/>
+      </w:tblGrid>
+      <w:tr>
+        <w:trPr>
+          <w:tblHeader/>
+          <w:cantSplit/>
+        </w:trPr>
+        <w:tc>
+          <w:tcPr>
+            <w:tcW w:type="dxa" w:w="2304"/>
+            <w:vAlign w:val="center"/>
+            <w:tcBorders>
+              <w:top w:val="single" w:sz="4" w:color="D9D9D9"/>
+              <w:left w:val="single" w:sz="4" w:color="D9D9D9"/>
+              <w:bottom w:val="single" w:sz="4" w:color="D9D9D9"/>
+              <w:right w:val="single" w:sz="4" w:color="D9D9D9"/>
+            </w:tcBorders>
+            <w:tcMar>
+              <w:top w:w="85" w:type="dxa"/>
+              <w:left w:w="85" w:type="dxa"/>
+              <w:bottom w:w="85" w:type="dxa"/>
+              <w:right w:w="85" w:type="dxa"/>
+            </w:tcMar>
+            <w:shd w:fill="DDE7EE"/>
+          </w:tcPr>
+          <w:p>
+            <w:pPr>
+              <w:keepNext/>
+              <w:spacing w:after="40" w:line="247" w:lineRule="auto"/>
+            </w:pPr>
+            <w:r>
+              <w:rPr>
+                <w:b/>
+                <w:sz w:val="18"/>
+              </w:rPr>
+              <w:t>Feature family</w:t>
+            </w:r>
+          </w:p>
+        </w:tc>
+        <w:tc>
+          <w:tcPr>
+            <w:tcW w:type="dxa" w:w="4608"/>
+            <w:vAlign w:val="center"/>
+            <w:tcBorders>
+              <w:top w:val="single" w:sz="4" w:color="D9D9D9"/>
+              <w:left w:val="single" w:sz="4" w:color="D9D9D9"/>
+              <w:bottom w:val="single" w:sz="4" w:color="D9D9D9"/>
+              <w:right w:val="single" w:sz="4" w:color="D9D9D9"/>
+            </w:tcBorders>
+            <w:tcMar>
+              <w:top w:w="85" w:type="dxa"/>
+              <w:left w:w="85" w:type="dxa"/>
+              <w:bottom w:w="85" w:type="dxa"/>
+              <w:right w:w="85" w:type="dxa"/>
+            </w:tcMar>
+            <w:shd w:fill="DDE7EE"/>
+          </w:tcPr>
+          <w:p>
+            <w:pPr>
+              <w:keepNext/>
+              <w:spacing w:after="40" w:line="247" w:lineRule="auto"/>
+            </w:pPr>
+            <w:r>
+              <w:rPr>
+                <w:b/>
+                <w:sz w:val="18"/>
+              </w:rPr>
+              <w:t>Implementation</w:t>
+            </w:r>
+          </w:p>
+        </w:tc>
+        <w:tc>
+          <w:tcPr>
+            <w:tcW w:type="dxa" w:w="3139"/>
+            <w:vAlign w:val="center"/>
+            <w:tcBorders>
+              <w:top w:val="single" w:sz="4" w:color="D9D9D9"/>
+              <w:left w:val="single" w:sz="4" w:color="D9D9D9"/>
+              <w:bottom w:val="single" w:sz="4" w:color="D9D9D9"/>
+              <w:right w:val="single" w:sz="4" w:color="D9D9D9"/>
+            </w:tcBorders>
+            <w:tcMar>
+              <w:top w:w="85" w:type="dxa"/>
+              <w:left w:w="85" w:type="dxa"/>
+              <w:bottom w:w="85" w:type="dxa"/>
+              <w:right w:w="85" w:type="dxa"/>
+            </w:tcMar>
+            <w:shd w:fill="DDE7EE"/>
+          </w:tcPr>
+          <w:p>
+            <w:pPr>
+              <w:keepNext/>
+              <w:spacing w:after="40" w:line="247" w:lineRule="auto"/>
+            </w:pPr>
+            <w:r>
+              <w:rPr>
+                <w:b/>
+                <w:sz w:val="18"/>
+              </w:rPr>
+              <w:t>Leakage control</w:t>
+            </w:r>
+          </w:p>
+        </w:tc>
+      </w:tr>
+      <w:tr>
+        <w:trPr>
+          <w:cantSplit/>
+        </w:trPr>
+        <w:tc>
+          <w:tcPr>
+            <w:tcW w:type="dxa" w:w="2304"/>
+            <w:vAlign w:val="center"/>
+            <w:tcBorders>
+              <w:top w:val="single" w:sz="4" w:color="D9D9D9"/>
+              <w:left w:val="single" w:sz="4" w:color="D9D9D9"/>
+              <w:bottom w:val="single" w:sz="4" w:color="D9D9D9"/>
+              <w:right w:val="single" w:sz="4" w:color="D9D9D9"/>
+            </w:tcBorders>
+            <w:tcMar>
+              <w:top w:w="85" w:type="dxa"/>
+              <w:left w:w="85" w:type="dxa"/>
+              <w:bottom w:w="85" w:type="dxa"/>
+              <w:right w:w="85" w:type="dxa"/>
+            </w:tcMar>
+          </w:tcPr>
+          <w:p>
+            <w:pPr>
+              <w:keepNext/>
+              <w:spacing w:after="40" w:line="247" w:lineRule="auto"/>
+            </w:pPr>
+            <w:r>
+              <w:rPr>
+                <w:b w:val="0"/>
+                <w:sz w:val="18"/>
+              </w:rPr>
+              <w:t>Text unigrams and bigrams</w:t>
+            </w:r>
+          </w:p>
+        </w:tc>
+        <w:tc>
+          <w:tcPr>
+            <w:tcW w:type="dxa" w:w="4608"/>
+            <w:vAlign w:val="center"/>
+            <w:tcBorders>
+              <w:top w:val="single" w:sz="4" w:color="D9D9D9"/>
+              <w:left w:val="single" w:sz="4" w:color="D9D9D9"/>
+              <w:bottom w:val="single" w:sz="4" w:color="D9D9D9"/>
+              <w:right w:val="single" w:sz="4" w:color="D9D9D9"/>
+            </w:tcBorders>
+            <w:tcMar>
+              <w:top w:w="85" w:type="dxa"/>
+              <w:left w:w="85" w:type="dxa"/>
+              <w:bottom w:w="85" w:type="dxa"/>
+              <w:right w:w="85" w:type="dxa"/>
+            </w:tcMar>
+          </w:tcPr>
+          <w:p>
+            <w:pPr>
+              <w:keepNext/>
+              <w:spacing w:after="40" w:line="247" w:lineRule="auto"/>
+            </w:pPr>
+            <w:r>
+              <w:rPr>
+                <w:b w:val="0"/>
+                <w:sz w:val="18"/>
+              </w:rPr>
+              <w:t>Sublinear TF IDF; min_df 3; max_df 0.98; cap 30000 terms; L2 normalized</w:t>
+            </w:r>
+          </w:p>
+        </w:tc>
+        <w:tc>
+          <w:tcPr>
+            <w:tcW w:type="dxa" w:w="3139"/>
+            <w:vAlign w:val="center"/>
+            <w:tcBorders>
+              <w:top w:val="single" w:sz="4" w:color="D9D9D9"/>
+              <w:left w:val="single" w:sz="4" w:color="D9D9D9"/>
+              <w:bottom w:val="single" w:sz="4" w:color="D9D9D9"/>
+              <w:right w:val="single" w:sz="4" w:color="D9D9D9"/>
+            </w:tcBorders>
+            <w:tcMar>
+              <w:top w:w="85" w:type="dxa"/>
+              <w:left w:w="85" w:type="dxa"/>
+              <w:bottom w:w="85" w:type="dxa"/>
+              <w:right w:w="85" w:type="dxa"/>
+            </w:tcMar>
+          </w:tcPr>
+          <w:p>
+            <w:pPr>
+              <w:keepNext/>
+              <w:spacing w:after="40" w:line="247" w:lineRule="auto"/>
+            </w:pPr>
+            <w:r>
+              <w:rPr>
+                <w:b w:val="0"/>
+                <w:sz w:val="18"/>
+              </w:rPr>
+              <w:t>Vocabulary and IDF refitted inside each training fold</w:t>
+            </w:r>
+          </w:p>
+        </w:tc>
+      </w:tr>
+      <w:tr>
+        <w:trPr>
+          <w:cantSplit/>
+        </w:trPr>
+        <w:tc>
+          <w:tcPr>
+            <w:tcW w:type="dxa" w:w="2304"/>
+            <w:vAlign w:val="center"/>
+            <w:tcBorders>
+              <w:top w:val="single" w:sz="4" w:color="D9D9D9"/>
+              <w:left w:val="single" w:sz="4" w:color="D9D9D9"/>
+              <w:bottom w:val="single" w:sz="4" w:color="D9D9D9"/>
+              <w:right w:val="single" w:sz="4" w:color="D9D9D9"/>
+            </w:tcBorders>
+            <w:tcMar>
+              <w:top w:w="85" w:type="dxa"/>
+              <w:left w:w="85" w:type="dxa"/>
+              <w:bottom w:w="85" w:type="dxa"/>
+              <w:right w:w="85" w:type="dxa"/>
+            </w:tcMar>
+            <w:shd w:fill="F4F6F8"/>
+          </w:tcPr>
+          <w:p>
+            <w:pPr>
+              <w:keepNext/>
+              <w:spacing w:after="40" w:line="247" w:lineRule="auto"/>
+            </w:pPr>
+            <w:r>
+              <w:rPr>
+                <w:b w:val="0"/>
+                <w:sz w:val="18"/>
               </w:rPr>
               <w:t>Log length</w:t>
             </w:r>
@@ -1296,7 +2145,8 @@
         </w:tc>
         <w:tc>
           <w:tcPr>
-            <w:tcW w:type="dxa" w:w="3312"/>
+            <w:tcW w:type="dxa" w:w="4608"/>
+            <w:vAlign w:val="center"/>
             <w:tcBorders>
               <w:top w:val="single" w:sz="4" w:color="D9D9D9"/>
               <w:left w:val="single" w:sz="4" w:color="D9D9D9"/>
@@ -1304,30 +2154,31 @@
               <w:right w:val="single" w:sz="4" w:color="D9D9D9"/>
             </w:tcBorders>
             <w:tcMar>
-              <w:top w:w="90" w:type="dxa"/>
-              <w:left w:w="90" w:type="dxa"/>
-              <w:bottom w:w="90" w:type="dxa"/>
-              <w:right w:w="90" w:type="dxa"/>
+              <w:top w:w="85" w:type="dxa"/>
+              <w:left w:w="85" w:type="dxa"/>
+              <w:bottom w:w="85" w:type="dxa"/>
+              <w:right w:w="85" w:type="dxa"/>
             </w:tcMar>
-            <w:shd w:fill="F5F7F9"/>
+            <w:shd w:fill="F4F6F8"/>
           </w:tcPr>
           <w:p>
             <w:pPr>
               <w:keepNext/>
-              <w:spacing w:after="60"/>
+              <w:spacing w:after="40" w:line="247" w:lineRule="auto"/>
             </w:pPr>
             <w:r>
               <w:rPr>
                 <w:b w:val="0"/>
-                <w:sz w:val="19"/>
+                <w:sz w:val="18"/>
               </w:rPr>
-              <w:t>log1p of word count</w:t>
+              <w:t>log1p whitespace token count</w:t>
             </w:r>
           </w:p>
         </w:tc>
         <w:tc>
           <w:tcPr>
-            <w:tcW w:type="dxa" w:w="4320"/>
+            <w:tcW w:type="dxa" w:w="3139"/>
+            <w:vAlign w:val="center"/>
             <w:tcBorders>
               <w:top w:val="single" w:sz="4" w:color="D9D9D9"/>
               <w:left w:val="single" w:sz="4" w:color="D9D9D9"/>
@@ -1335,32 +2186,36 @@
               <w:right w:val="single" w:sz="4" w:color="D9D9D9"/>
             </w:tcBorders>
             <w:tcMar>
-              <w:top w:w="90" w:type="dxa"/>
-              <w:left w:w="90" w:type="dxa"/>
-              <w:bottom w:w="90" w:type="dxa"/>
-              <w:right w:w="90" w:type="dxa"/>
+              <w:top w:w="85" w:type="dxa"/>
+              <w:left w:w="85" w:type="dxa"/>
+              <w:bottom w:w="85" w:type="dxa"/>
+              <w:right w:w="85" w:type="dxa"/>
             </w:tcMar>
-            <w:shd w:fill="F5F7F9"/>
+            <w:shd w:fill="F4F6F8"/>
           </w:tcPr>
           <w:p>
             <w:pPr>
               <w:keepNext/>
-              <w:spacing w:after="60"/>
+              <w:spacing w:after="40" w:line="247" w:lineRule="auto"/>
             </w:pPr>
             <w:r>
               <w:rPr>
                 <w:b w:val="0"/>
-                <w:sz w:val="19"/>
+                <w:sz w:val="18"/>
               </w:rPr>
-              <w:t>Proposed; reduces influence of very long text</w:t>
+              <w:t>Body available at prediction time; scaler training fitted</w:t>
             </w:r>
           </w:p>
         </w:tc>
       </w:tr>
       <w:tr>
+        <w:trPr>
+          <w:cantSplit/>
+        </w:trPr>
         <w:tc>
           <w:tcPr>
             <w:tcW w:type="dxa" w:w="2304"/>
+            <w:vAlign w:val="center"/>
             <w:tcBorders>
               <w:top w:val="single" w:sz="4" w:color="D9D9D9"/>
               <w:left w:val="single" w:sz="4" w:color="D9D9D9"/>
@@ -1368,29 +2223,30 @@
               <w:right w:val="single" w:sz="4" w:color="D9D9D9"/>
             </w:tcBorders>
             <w:tcMar>
-              <w:top w:w="90" w:type="dxa"/>
-              <w:left w:w="90" w:type="dxa"/>
-              <w:bottom w:w="90" w:type="dxa"/>
-              <w:right w:w="90" w:type="dxa"/>
+              <w:top w:w="85" w:type="dxa"/>
+              <w:left w:w="85" w:type="dxa"/>
+              <w:bottom w:w="85" w:type="dxa"/>
+              <w:right w:w="85" w:type="dxa"/>
             </w:tcMar>
           </w:tcPr>
           <w:p>
             <w:pPr>
               <w:keepNext/>
-              <w:spacing w:after="60"/>
+              <w:spacing w:after="40" w:line="247" w:lineRule="auto"/>
             </w:pPr>
             <w:r>
               <w:rPr>
                 <w:b w:val="0"/>
-                <w:sz w:val="19"/>
+                <w:sz w:val="18"/>
               </w:rPr>
-              <w:t>Complaint theme indicators</w:t>
+              <w:t>Punctuation density</w:t>
             </w:r>
           </w:p>
         </w:tc>
         <w:tc>
           <w:tcPr>
-            <w:tcW w:type="dxa" w:w="3312"/>
+            <w:tcW w:type="dxa" w:w="4608"/>
+            <w:vAlign w:val="center"/>
             <w:tcBorders>
               <w:top w:val="single" w:sz="4" w:color="D9D9D9"/>
               <w:left w:val="single" w:sz="4" w:color="D9D9D9"/>
@@ -1398,29 +2254,30 @@
               <w:right w:val="single" w:sz="4" w:color="D9D9D9"/>
             </w:tcBorders>
             <w:tcMar>
-              <w:top w:w="90" w:type="dxa"/>
-              <w:left w:w="90" w:type="dxa"/>
-              <w:bottom w:w="90" w:type="dxa"/>
-              <w:right w:w="90" w:type="dxa"/>
+              <w:top w:w="85" w:type="dxa"/>
+              <w:left w:w="85" w:type="dxa"/>
+              <w:bottom w:w="85" w:type="dxa"/>
+              <w:right w:w="85" w:type="dxa"/>
             </w:tcMar>
           </w:tcPr>
           <w:p>
             <w:pPr>
               <w:keepNext/>
-              <w:spacing w:after="60"/>
+              <w:spacing w:after="40" w:line="247" w:lineRule="auto"/>
             </w:pPr>
             <w:r>
               <w:rPr>
                 <w:b w:val="0"/>
-                <w:sz w:val="19"/>
+                <w:sz w:val="18"/>
               </w:rPr>
-              <w:t>Reviewed texture packaging value terms</w:t>
+              <w:t>Exclamation and question marks per 100 characters</w:t>
             </w:r>
           </w:p>
         </w:tc>
         <w:tc>
           <w:tcPr>
-            <w:tcW w:type="dxa" w:w="4320"/>
+            <w:tcW w:type="dxa" w:w="3139"/>
+            <w:vAlign w:val="center"/>
             <w:tcBorders>
               <w:top w:val="single" w:sz="4" w:color="D9D9D9"/>
               <w:left w:val="single" w:sz="4" w:color="D9D9D9"/>
@@ -1428,31 +2285,35 @@
               <w:right w:val="single" w:sz="4" w:color="D9D9D9"/>
             </w:tcBorders>
             <w:tcMar>
-              <w:top w:w="90" w:type="dxa"/>
-              <w:left w:w="90" w:type="dxa"/>
-              <w:bottom w:w="90" w:type="dxa"/>
-              <w:right w:w="90" w:type="dxa"/>
+              <w:top w:w="85" w:type="dxa"/>
+              <w:left w:w="85" w:type="dxa"/>
+              <w:bottom w:w="85" w:type="dxa"/>
+              <w:right w:w="85" w:type="dxa"/>
             </w:tcMar>
           </w:tcPr>
           <w:p>
             <w:pPr>
               <w:keepNext/>
-              <w:spacing w:after="60"/>
+              <w:spacing w:after="40" w:line="247" w:lineRule="auto"/>
             </w:pPr>
             <w:r>
               <w:rPr>
                 <w:b w:val="0"/>
-                <w:sz w:val="19"/>
+                <w:sz w:val="18"/>
               </w:rPr>
-              <w:t>Proposed; audit ambiguity and evaluate incremental value</w:t>
+              <w:t>Protected length denominator; no target information</w:t>
             </w:r>
           </w:p>
         </w:tc>
       </w:tr>
       <w:tr>
+        <w:trPr>
+          <w:cantSplit/>
+        </w:trPr>
         <w:tc>
           <w:tcPr>
             <w:tcW w:type="dxa" w:w="2304"/>
+            <w:vAlign w:val="center"/>
             <w:tcBorders>
               <w:top w:val="single" w:sz="4" w:color="D9D9D9"/>
               <w:left w:val="single" w:sz="4" w:color="D9D9D9"/>
@@ -1460,30 +2321,31 @@
               <w:right w:val="single" w:sz="4" w:color="D9D9D9"/>
             </w:tcBorders>
             <w:tcMar>
-              <w:top w:w="90" w:type="dxa"/>
-              <w:left w:w="90" w:type="dxa"/>
-              <w:bottom w:w="90" w:type="dxa"/>
-              <w:right w:w="90" w:type="dxa"/>
+              <w:top w:w="85" w:type="dxa"/>
+              <w:left w:w="85" w:type="dxa"/>
+              <w:bottom w:w="85" w:type="dxa"/>
+              <w:right w:w="85" w:type="dxa"/>
             </w:tcMar>
-            <w:shd w:fill="F5F7F9"/>
+            <w:shd w:fill="F4F6F8"/>
           </w:tcPr>
           <w:p>
             <w:pPr>
               <w:keepNext/>
-              <w:spacing w:after="60"/>
+              <w:spacing w:after="40" w:line="247" w:lineRule="auto"/>
             </w:pPr>
             <w:r>
               <w:rPr>
                 <w:b w:val="0"/>
-                <w:sz w:val="19"/>
+                <w:sz w:val="18"/>
               </w:rPr>
-              <w:t>Category encoding</w:t>
+              <w:t>Capitalization</w:t>
             </w:r>
           </w:p>
         </w:tc>
         <w:tc>
           <w:tcPr>
-            <w:tcW w:type="dxa" w:w="3312"/>
+            <w:tcW w:type="dxa" w:w="4608"/>
+            <w:vAlign w:val="center"/>
             <w:tcBorders>
               <w:top w:val="single" w:sz="4" w:color="D9D9D9"/>
               <w:left w:val="single" w:sz="4" w:color="D9D9D9"/>
@@ -1491,30 +2353,31 @@
               <w:right w:val="single" w:sz="4" w:color="D9D9D9"/>
             </w:tcBorders>
             <w:tcMar>
-              <w:top w:w="90" w:type="dxa"/>
-              <w:left w:w="90" w:type="dxa"/>
-              <w:bottom w:w="90" w:type="dxa"/>
-              <w:right w:w="90" w:type="dxa"/>
+              <w:top w:w="85" w:type="dxa"/>
+              <w:left w:w="85" w:type="dxa"/>
+              <w:bottom w:w="85" w:type="dxa"/>
+              <w:right w:w="85" w:type="dxa"/>
             </w:tcMar>
-            <w:shd w:fill="F5F7F9"/>
+            <w:shd w:fill="F4F6F8"/>
           </w:tcPr>
           <w:p>
             <w:pPr>
               <w:keepNext/>
-              <w:spacing w:after="60"/>
+              <w:spacing w:after="40" w:line="247" w:lineRule="auto"/>
             </w:pPr>
             <w:r>
               <w:rPr>
                 <w:b w:val="0"/>
-                <w:sz w:val="19"/>
+                <w:sz w:val="18"/>
               </w:rPr>
-              <w:t>One hot product category</w:t>
+              <w:t>Uppercase alphabetic characters divided by alphabetic length</w:t>
             </w:r>
           </w:p>
         </w:tc>
         <w:tc>
           <w:tcPr>
-            <w:tcW w:type="dxa" w:w="4320"/>
+            <w:tcW w:type="dxa" w:w="3139"/>
+            <w:vAlign w:val="center"/>
             <w:tcBorders>
               <w:top w:val="single" w:sz="4" w:color="D9D9D9"/>
               <w:left w:val="single" w:sz="4" w:color="D9D9D9"/>
@@ -1522,32 +2385,36 @@
               <w:right w:val="single" w:sz="4" w:color="D9D9D9"/>
             </w:tcBorders>
             <w:tcMar>
-              <w:top w:w="90" w:type="dxa"/>
-              <w:left w:w="90" w:type="dxa"/>
-              <w:bottom w:w="90" w:type="dxa"/>
-              <w:right w:w="90" w:type="dxa"/>
+              <w:top w:w="85" w:type="dxa"/>
+              <w:left w:w="85" w:type="dxa"/>
+              <w:bottom w:w="85" w:type="dxa"/>
+              <w:right w:w="85" w:type="dxa"/>
             </w:tcMar>
-            <w:shd w:fill="F5F7F9"/>
+            <w:shd w:fill="F4F6F8"/>
           </w:tcPr>
           <w:p>
             <w:pPr>
               <w:keepNext/>
-              <w:spacing w:after="60"/>
+              <w:spacing w:after="40" w:line="247" w:lineRule="auto"/>
             </w:pPr>
             <w:r>
               <w:rPr>
                 <w:b w:val="0"/>
-                <w:sz w:val="19"/>
+                <w:sz w:val="18"/>
               </w:rPr>
-              <w:t>Proposed; unknown category handling required</w:t>
+              <w:t>Protected zero denominator; not a reliable emotion detector</w:t>
             </w:r>
           </w:p>
         </w:tc>
       </w:tr>
       <w:tr>
+        <w:trPr>
+          <w:cantSplit/>
+        </w:trPr>
         <w:tc>
           <w:tcPr>
             <w:tcW w:type="dxa" w:w="2304"/>
+            <w:vAlign w:val="center"/>
             <w:tcBorders>
               <w:top w:val="single" w:sz="4" w:color="D9D9D9"/>
               <w:left w:val="single" w:sz="4" w:color="D9D9D9"/>
@@ -1555,28 +2422,29 @@
               <w:right w:val="single" w:sz="4" w:color="D9D9D9"/>
             </w:tcBorders>
             <w:tcMar>
-              <w:top w:w="90" w:type="dxa"/>
-              <w:left w:w="90" w:type="dxa"/>
-              <w:bottom w:w="90" w:type="dxa"/>
-              <w:right w:w="90" w:type="dxa"/>
+              <w:top w:w="85" w:type="dxa"/>
+              <w:left w:w="85" w:type="dxa"/>
+              <w:bottom w:w="85" w:type="dxa"/>
+              <w:right w:w="85" w:type="dxa"/>
             </w:tcMar>
           </w:tcPr>
           <w:p>
             <w:pPr>
-              <w:spacing w:after="60"/>
+              <w:spacing w:after="40" w:line="247" w:lineRule="auto"/>
             </w:pPr>
             <w:r>
               <w:rPr>
                 <w:b w:val="0"/>
-                <w:sz w:val="19"/>
+                <w:sz w:val="18"/>
               </w:rPr>
-              <w:t>Theme by category interaction</w:t>
+              <w:t>Excluded variables</w:t>
             </w:r>
           </w:p>
         </w:tc>
         <w:tc>
           <w:tcPr>
-            <w:tcW w:type="dxa" w:w="3312"/>
+            <w:tcW w:type="dxa" w:w="4608"/>
+            <w:vAlign w:val="center"/>
             <w:tcBorders>
               <w:top w:val="single" w:sz="4" w:color="D9D9D9"/>
               <w:left w:val="single" w:sz="4" w:color="D9D9D9"/>
@@ -1584,28 +2452,29 @@
               <w:right w:val="single" w:sz="4" w:color="D9D9D9"/>
             </w:tcBorders>
             <w:tcMar>
-              <w:top w:w="90" w:type="dxa"/>
-              <w:left w:w="90" w:type="dxa"/>
-              <w:bottom w:w="90" w:type="dxa"/>
-              <w:right w:w="90" w:type="dxa"/>
+              <w:top w:w="85" w:type="dxa"/>
+              <w:left w:w="85" w:type="dxa"/>
+              <w:bottom w:w="85" w:type="dxa"/>
+              <w:right w:w="85" w:type="dxa"/>
             </w:tcMar>
           </w:tcPr>
           <w:p>
             <w:pPr>
-              <w:spacing w:after="60"/>
+              <w:spacing w:after="40" w:line="247" w:lineRule="auto"/>
             </w:pPr>
             <w:r>
               <w:rPr>
                 <w:b w:val="0"/>
-                <w:sz w:val="19"/>
+                <w:sz w:val="18"/>
               </w:rPr>
-              <w:t>Theme flag multiplied by category indicator</w:t>
+              <w:t>Rating product ID author timestamp and verified flag</w:t>
             </w:r>
           </w:p>
         </w:tc>
         <w:tc>
           <w:tcPr>
-            <w:tcW w:type="dxa" w:w="4320"/>
+            <w:tcW w:type="dxa" w:w="3139"/>
+            <w:vAlign w:val="center"/>
             <w:tcBorders>
               <w:top w:val="single" w:sz="4" w:color="D9D9D9"/>
               <w:left w:val="single" w:sz="4" w:color="D9D9D9"/>
@@ -1613,22 +2482,22 @@
               <w:right w:val="single" w:sz="4" w:color="D9D9D9"/>
             </w:tcBorders>
             <w:tcMar>
-              <w:top w:w="90" w:type="dxa"/>
-              <w:left w:w="90" w:type="dxa"/>
-              <w:bottom w:w="90" w:type="dxa"/>
-              <w:right w:w="90" w:type="dxa"/>
+              <w:top w:w="85" w:type="dxa"/>
+              <w:left w:w="85" w:type="dxa"/>
+              <w:bottom w:w="85" w:type="dxa"/>
+              <w:right w:w="85" w:type="dxa"/>
             </w:tcMar>
           </w:tcPr>
           <w:p>
             <w:pPr>
-              <w:spacing w:after="60"/>
+              <w:spacing w:after="40" w:line="247" w:lineRule="auto"/>
             </w:pPr>
             <w:r>
               <w:rPr>
                 <w:b w:val="0"/>
-                <w:sz w:val="19"/>
+                <w:sz w:val="18"/>
               </w:rPr>
-              <w:t>Proposed; useful only with adequate segment coverage</w:t>
+              <w:t>Outcome identifiers and audit fields stay out of model inputs</w:t>
             </w:r>
           </w:p>
         </w:tc>
@@ -1644,22 +2513,517 @@
         <w:pStyle w:val="Heading1"/>
       </w:pPr>
       <w:r>
-        <w:t>Feature construction and leakage prevention</w:t>
+        <w:t>Executed feature ablation and interpretation</w:t>
       </w:r>
+    </w:p>
+    <w:tbl>
+      <w:tblPr>
+        <w:tblW w:type="auto" w:w="0"/>
+        <w:tblLayout w:type="fixed"/>
+        <w:tblLook w:firstColumn="1" w:firstRow="1" w:lastColumn="0" w:lastRow="0" w:noHBand="0" w:noVBand="1" w:val="04A0"/>
+      </w:tblPr>
+      <w:tblGrid>
+        <w:gridCol w:w="3168"/>
+        <w:gridCol w:w="1152"/>
+        <w:gridCol w:w="1584"/>
+        <w:gridCol w:w="2016"/>
+        <w:gridCol w:w="2131"/>
+      </w:tblGrid>
+      <w:tr>
+        <w:trPr>
+          <w:tblHeader/>
+          <w:cantSplit/>
+        </w:trPr>
+        <w:tc>
+          <w:tcPr>
+            <w:tcW w:type="dxa" w:w="3168"/>
+            <w:vAlign w:val="center"/>
+            <w:tcBorders>
+              <w:top w:val="single" w:sz="4" w:color="D9D9D9"/>
+              <w:left w:val="single" w:sz="4" w:color="D9D9D9"/>
+              <w:bottom w:val="single" w:sz="4" w:color="D9D9D9"/>
+              <w:right w:val="single" w:sz="4" w:color="D9D9D9"/>
+            </w:tcBorders>
+            <w:tcMar>
+              <w:top w:w="85" w:type="dxa"/>
+              <w:left w:w="85" w:type="dxa"/>
+              <w:bottom w:w="85" w:type="dxa"/>
+              <w:right w:w="85" w:type="dxa"/>
+            </w:tcMar>
+            <w:shd w:fill="DDE7EE"/>
+          </w:tcPr>
+          <w:p>
+            <w:pPr>
+              <w:keepNext/>
+              <w:spacing w:after="40" w:line="247" w:lineRule="auto"/>
+            </w:pPr>
+            <w:r>
+              <w:rPr>
+                <w:b/>
+                <w:sz w:val="18"/>
+              </w:rPr>
+              <w:t>Representation</w:t>
+            </w:r>
+          </w:p>
+        </w:tc>
+        <w:tc>
+          <w:tcPr>
+            <w:tcW w:type="dxa" w:w="1152"/>
+            <w:vAlign w:val="center"/>
+            <w:tcBorders>
+              <w:top w:val="single" w:sz="4" w:color="D9D9D9"/>
+              <w:left w:val="single" w:sz="4" w:color="D9D9D9"/>
+              <w:bottom w:val="single" w:sz="4" w:color="D9D9D9"/>
+              <w:right w:val="single" w:sz="4" w:color="D9D9D9"/>
+            </w:tcBorders>
+            <w:tcMar>
+              <w:top w:w="85" w:type="dxa"/>
+              <w:left w:w="85" w:type="dxa"/>
+              <w:bottom w:w="85" w:type="dxa"/>
+              <w:right w:w="85" w:type="dxa"/>
+            </w:tcMar>
+            <w:shd w:fill="DDE7EE"/>
+          </w:tcPr>
+          <w:p>
+            <w:pPr>
+              <w:keepNext/>
+              <w:spacing w:after="40" w:line="247" w:lineRule="auto"/>
+            </w:pPr>
+            <w:r>
+              <w:rPr>
+                <w:b/>
+                <w:sz w:val="18"/>
+              </w:rPr>
+              <w:t>Chosen C</w:t>
+            </w:r>
+          </w:p>
+        </w:tc>
+        <w:tc>
+          <w:tcPr>
+            <w:tcW w:type="dxa" w:w="1584"/>
+            <w:vAlign w:val="center"/>
+            <w:tcBorders>
+              <w:top w:val="single" w:sz="4" w:color="D9D9D9"/>
+              <w:left w:val="single" w:sz="4" w:color="D9D9D9"/>
+              <w:bottom w:val="single" w:sz="4" w:color="D9D9D9"/>
+              <w:right w:val="single" w:sz="4" w:color="D9D9D9"/>
+            </w:tcBorders>
+            <w:tcMar>
+              <w:top w:w="85" w:type="dxa"/>
+              <w:left w:w="85" w:type="dxa"/>
+              <w:bottom w:w="85" w:type="dxa"/>
+              <w:right w:w="85" w:type="dxa"/>
+            </w:tcMar>
+            <w:shd w:fill="DDE7EE"/>
+          </w:tcPr>
+          <w:p>
+            <w:pPr>
+              <w:keepNext/>
+              <w:spacing w:after="40" w:line="247" w:lineRule="auto"/>
+            </w:pPr>
+            <w:r>
+              <w:rPr>
+                <w:b/>
+                <w:sz w:val="18"/>
+              </w:rPr>
+              <w:t>CV AP</w:t>
+            </w:r>
+          </w:p>
+        </w:tc>
+        <w:tc>
+          <w:tcPr>
+            <w:tcW w:type="dxa" w:w="2016"/>
+            <w:vAlign w:val="center"/>
+            <w:tcBorders>
+              <w:top w:val="single" w:sz="4" w:color="D9D9D9"/>
+              <w:left w:val="single" w:sz="4" w:color="D9D9D9"/>
+              <w:bottom w:val="single" w:sz="4" w:color="D9D9D9"/>
+              <w:right w:val="single" w:sz="4" w:color="D9D9D9"/>
+            </w:tcBorders>
+            <w:tcMar>
+              <w:top w:w="85" w:type="dxa"/>
+              <w:left w:w="85" w:type="dxa"/>
+              <w:bottom w:w="85" w:type="dxa"/>
+              <w:right w:w="85" w:type="dxa"/>
+            </w:tcMar>
+            <w:shd w:fill="DDE7EE"/>
+          </w:tcPr>
+          <w:p>
+            <w:pPr>
+              <w:keepNext/>
+              <w:spacing w:after="40" w:line="247" w:lineRule="auto"/>
+            </w:pPr>
+            <w:r>
+              <w:rPr>
+                <w:b/>
+                <w:sz w:val="18"/>
+              </w:rPr>
+              <w:t>Validation AP</w:t>
+            </w:r>
+          </w:p>
+        </w:tc>
+        <w:tc>
+          <w:tcPr>
+            <w:tcW w:type="dxa" w:w="2131"/>
+            <w:vAlign w:val="center"/>
+            <w:tcBorders>
+              <w:top w:val="single" w:sz="4" w:color="D9D9D9"/>
+              <w:left w:val="single" w:sz="4" w:color="D9D9D9"/>
+              <w:bottom w:val="single" w:sz="4" w:color="D9D9D9"/>
+              <w:right w:val="single" w:sz="4" w:color="D9D9D9"/>
+            </w:tcBorders>
+            <w:tcMar>
+              <w:top w:w="85" w:type="dxa"/>
+              <w:left w:w="85" w:type="dxa"/>
+              <w:bottom w:w="85" w:type="dxa"/>
+              <w:right w:w="85" w:type="dxa"/>
+            </w:tcMar>
+            <w:shd w:fill="DDE7EE"/>
+          </w:tcPr>
+          <w:p>
+            <w:pPr>
+              <w:keepNext/>
+              <w:spacing w:after="40" w:line="247" w:lineRule="auto"/>
+            </w:pPr>
+            <w:r>
+              <w:rPr>
+                <w:b/>
+                <w:sz w:val="18"/>
+              </w:rPr>
+              <w:t>Validation F1</w:t>
+            </w:r>
+          </w:p>
+        </w:tc>
+      </w:tr>
+      <w:tr>
+        <w:trPr>
+          <w:cantSplit/>
+        </w:trPr>
+        <w:tc>
+          <w:tcPr>
+            <w:tcW w:type="dxa" w:w="3168"/>
+            <w:vAlign w:val="center"/>
+            <w:tcBorders>
+              <w:top w:val="single" w:sz="4" w:color="D9D9D9"/>
+              <w:left w:val="single" w:sz="4" w:color="D9D9D9"/>
+              <w:bottom w:val="single" w:sz="4" w:color="D9D9D9"/>
+              <w:right w:val="single" w:sz="4" w:color="D9D9D9"/>
+            </w:tcBorders>
+            <w:tcMar>
+              <w:top w:w="85" w:type="dxa"/>
+              <w:left w:w="85" w:type="dxa"/>
+              <w:bottom w:w="85" w:type="dxa"/>
+              <w:right w:w="85" w:type="dxa"/>
+            </w:tcMar>
+          </w:tcPr>
+          <w:p>
+            <w:pPr>
+              <w:keepNext/>
+              <w:spacing w:after="40" w:line="247" w:lineRule="auto"/>
+            </w:pPr>
+            <w:r>
+              <w:rPr>
+                <w:b w:val="0"/>
+                <w:sz w:val="18"/>
+              </w:rPr>
+              <w:t>Logistic text</w:t>
+            </w:r>
+          </w:p>
+        </w:tc>
+        <w:tc>
+          <w:tcPr>
+            <w:tcW w:type="dxa" w:w="1152"/>
+            <w:vAlign w:val="center"/>
+            <w:tcBorders>
+              <w:top w:val="single" w:sz="4" w:color="D9D9D9"/>
+              <w:left w:val="single" w:sz="4" w:color="D9D9D9"/>
+              <w:bottom w:val="single" w:sz="4" w:color="D9D9D9"/>
+              <w:right w:val="single" w:sz="4" w:color="D9D9D9"/>
+            </w:tcBorders>
+            <w:tcMar>
+              <w:top w:w="85" w:type="dxa"/>
+              <w:left w:w="85" w:type="dxa"/>
+              <w:bottom w:w="85" w:type="dxa"/>
+              <w:right w:w="85" w:type="dxa"/>
+            </w:tcMar>
+          </w:tcPr>
+          <w:p>
+            <w:pPr>
+              <w:keepNext/>
+              <w:spacing w:after="40" w:line="247" w:lineRule="auto"/>
+            </w:pPr>
+            <w:r>
+              <w:rPr>
+                <w:b w:val="0"/>
+                <w:sz w:val="18"/>
+              </w:rPr>
+              <w:t>2.0</w:t>
+            </w:r>
+          </w:p>
+        </w:tc>
+        <w:tc>
+          <w:tcPr>
+            <w:tcW w:type="dxa" w:w="1584"/>
+            <w:vAlign w:val="center"/>
+            <w:tcBorders>
+              <w:top w:val="single" w:sz="4" w:color="D9D9D9"/>
+              <w:left w:val="single" w:sz="4" w:color="D9D9D9"/>
+              <w:bottom w:val="single" w:sz="4" w:color="D9D9D9"/>
+              <w:right w:val="single" w:sz="4" w:color="D9D9D9"/>
+            </w:tcBorders>
+            <w:tcMar>
+              <w:top w:w="85" w:type="dxa"/>
+              <w:left w:w="85" w:type="dxa"/>
+              <w:bottom w:w="85" w:type="dxa"/>
+              <w:right w:w="85" w:type="dxa"/>
+            </w:tcMar>
+          </w:tcPr>
+          <w:p>
+            <w:pPr>
+              <w:keepNext/>
+              <w:spacing w:after="40" w:line="247" w:lineRule="auto"/>
+            </w:pPr>
+            <w:r>
+              <w:rPr>
+                <w:b w:val="0"/>
+                <w:sz w:val="18"/>
+              </w:rPr>
+              <w:t>0.7806</w:t>
+            </w:r>
+          </w:p>
+        </w:tc>
+        <w:tc>
+          <w:tcPr>
+            <w:tcW w:type="dxa" w:w="2016"/>
+            <w:vAlign w:val="center"/>
+            <w:tcBorders>
+              <w:top w:val="single" w:sz="4" w:color="D9D9D9"/>
+              <w:left w:val="single" w:sz="4" w:color="D9D9D9"/>
+              <w:bottom w:val="single" w:sz="4" w:color="D9D9D9"/>
+              <w:right w:val="single" w:sz="4" w:color="D9D9D9"/>
+            </w:tcBorders>
+            <w:tcMar>
+              <w:top w:w="85" w:type="dxa"/>
+              <w:left w:w="85" w:type="dxa"/>
+              <w:bottom w:w="85" w:type="dxa"/>
+              <w:right w:w="85" w:type="dxa"/>
+            </w:tcMar>
+          </w:tcPr>
+          <w:p>
+            <w:pPr>
+              <w:keepNext/>
+              <w:spacing w:after="40" w:line="247" w:lineRule="auto"/>
+            </w:pPr>
+            <w:r>
+              <w:rPr>
+                <w:b w:val="0"/>
+                <w:sz w:val="18"/>
+              </w:rPr>
+              <w:t>0.8302</w:t>
+            </w:r>
+          </w:p>
+        </w:tc>
+        <w:tc>
+          <w:tcPr>
+            <w:tcW w:type="dxa" w:w="2131"/>
+            <w:vAlign w:val="center"/>
+            <w:tcBorders>
+              <w:top w:val="single" w:sz="4" w:color="D9D9D9"/>
+              <w:left w:val="single" w:sz="4" w:color="D9D9D9"/>
+              <w:bottom w:val="single" w:sz="4" w:color="D9D9D9"/>
+              <w:right w:val="single" w:sz="4" w:color="D9D9D9"/>
+            </w:tcBorders>
+            <w:tcMar>
+              <w:top w:w="85" w:type="dxa"/>
+              <w:left w:w="85" w:type="dxa"/>
+              <w:bottom w:w="85" w:type="dxa"/>
+              <w:right w:w="85" w:type="dxa"/>
+            </w:tcMar>
+          </w:tcPr>
+          <w:p>
+            <w:pPr>
+              <w:keepNext/>
+              <w:spacing w:after="40" w:line="247" w:lineRule="auto"/>
+            </w:pPr>
+            <w:r>
+              <w:rPr>
+                <w:b w:val="0"/>
+                <w:sz w:val="18"/>
+              </w:rPr>
+              <w:t>0.7589</w:t>
+            </w:r>
+          </w:p>
+        </w:tc>
+      </w:tr>
+      <w:tr>
+        <w:trPr>
+          <w:cantSplit/>
+        </w:trPr>
+        <w:tc>
+          <w:tcPr>
+            <w:tcW w:type="dxa" w:w="3168"/>
+            <w:vAlign w:val="center"/>
+            <w:tcBorders>
+              <w:top w:val="single" w:sz="4" w:color="D9D9D9"/>
+              <w:left w:val="single" w:sz="4" w:color="D9D9D9"/>
+              <w:bottom w:val="single" w:sz="4" w:color="D9D9D9"/>
+              <w:right w:val="single" w:sz="4" w:color="D9D9D9"/>
+            </w:tcBorders>
+            <w:tcMar>
+              <w:top w:w="85" w:type="dxa"/>
+              <w:left w:w="85" w:type="dxa"/>
+              <w:bottom w:w="85" w:type="dxa"/>
+              <w:right w:w="85" w:type="dxa"/>
+            </w:tcMar>
+            <w:shd w:fill="F4F6F8"/>
+          </w:tcPr>
+          <w:p>
+            <w:pPr>
+              <w:spacing w:after="40" w:line="247" w:lineRule="auto"/>
+            </w:pPr>
+            <w:r>
+              <w:rPr>
+                <w:b w:val="0"/>
+                <w:sz w:val="18"/>
+              </w:rPr>
+              <w:t>Logistic text plus style</w:t>
+            </w:r>
+          </w:p>
+        </w:tc>
+        <w:tc>
+          <w:tcPr>
+            <w:tcW w:type="dxa" w:w="1152"/>
+            <w:vAlign w:val="center"/>
+            <w:tcBorders>
+              <w:top w:val="single" w:sz="4" w:color="D9D9D9"/>
+              <w:left w:val="single" w:sz="4" w:color="D9D9D9"/>
+              <w:bottom w:val="single" w:sz="4" w:color="D9D9D9"/>
+              <w:right w:val="single" w:sz="4" w:color="D9D9D9"/>
+            </w:tcBorders>
+            <w:tcMar>
+              <w:top w:w="85" w:type="dxa"/>
+              <w:left w:w="85" w:type="dxa"/>
+              <w:bottom w:w="85" w:type="dxa"/>
+              <w:right w:w="85" w:type="dxa"/>
+            </w:tcMar>
+            <w:shd w:fill="F4F6F8"/>
+          </w:tcPr>
+          <w:p>
+            <w:pPr>
+              <w:spacing w:after="40" w:line="247" w:lineRule="auto"/>
+            </w:pPr>
+            <w:r>
+              <w:rPr>
+                <w:b w:val="0"/>
+                <w:sz w:val="18"/>
+              </w:rPr>
+              <w:t>2.0</w:t>
+            </w:r>
+          </w:p>
+        </w:tc>
+        <w:tc>
+          <w:tcPr>
+            <w:tcW w:type="dxa" w:w="1584"/>
+            <w:vAlign w:val="center"/>
+            <w:tcBorders>
+              <w:top w:val="single" w:sz="4" w:color="D9D9D9"/>
+              <w:left w:val="single" w:sz="4" w:color="D9D9D9"/>
+              <w:bottom w:val="single" w:sz="4" w:color="D9D9D9"/>
+              <w:right w:val="single" w:sz="4" w:color="D9D9D9"/>
+            </w:tcBorders>
+            <w:tcMar>
+              <w:top w:w="85" w:type="dxa"/>
+              <w:left w:w="85" w:type="dxa"/>
+              <w:bottom w:w="85" w:type="dxa"/>
+              <w:right w:w="85" w:type="dxa"/>
+            </w:tcMar>
+            <w:shd w:fill="F4F6F8"/>
+          </w:tcPr>
+          <w:p>
+            <w:pPr>
+              <w:spacing w:after="40" w:line="247" w:lineRule="auto"/>
+            </w:pPr>
+            <w:r>
+              <w:rPr>
+                <w:b w:val="0"/>
+                <w:sz w:val="18"/>
+              </w:rPr>
+              <w:t>0.7776</w:t>
+            </w:r>
+          </w:p>
+        </w:tc>
+        <w:tc>
+          <w:tcPr>
+            <w:tcW w:type="dxa" w:w="2016"/>
+            <w:vAlign w:val="center"/>
+            <w:tcBorders>
+              <w:top w:val="single" w:sz="4" w:color="D9D9D9"/>
+              <w:left w:val="single" w:sz="4" w:color="D9D9D9"/>
+              <w:bottom w:val="single" w:sz="4" w:color="D9D9D9"/>
+              <w:right w:val="single" w:sz="4" w:color="D9D9D9"/>
+            </w:tcBorders>
+            <w:tcMar>
+              <w:top w:w="85" w:type="dxa"/>
+              <w:left w:w="85" w:type="dxa"/>
+              <w:bottom w:w="85" w:type="dxa"/>
+              <w:right w:w="85" w:type="dxa"/>
+            </w:tcMar>
+            <w:shd w:fill="F4F6F8"/>
+          </w:tcPr>
+          <w:p>
+            <w:pPr>
+              <w:spacing w:after="40" w:line="247" w:lineRule="auto"/>
+            </w:pPr>
+            <w:r>
+              <w:rPr>
+                <w:b w:val="0"/>
+                <w:sz w:val="18"/>
+              </w:rPr>
+              <w:t>0.8292</w:t>
+            </w:r>
+          </w:p>
+        </w:tc>
+        <w:tc>
+          <w:tcPr>
+            <w:tcW w:type="dxa" w:w="2131"/>
+            <w:vAlign w:val="center"/>
+            <w:tcBorders>
+              <w:top w:val="single" w:sz="4" w:color="D9D9D9"/>
+              <w:left w:val="single" w:sz="4" w:color="D9D9D9"/>
+              <w:bottom w:val="single" w:sz="4" w:color="D9D9D9"/>
+              <w:right w:val="single" w:sz="4" w:color="D9D9D9"/>
+            </w:tcBorders>
+            <w:tcMar>
+              <w:top w:w="85" w:type="dxa"/>
+              <w:left w:w="85" w:type="dxa"/>
+              <w:bottom w:w="85" w:type="dxa"/>
+              <w:right w:w="85" w:type="dxa"/>
+            </w:tcMar>
+            <w:shd w:fill="F4F6F8"/>
+          </w:tcPr>
+          <w:p>
+            <w:pPr>
+              <w:spacing w:after="40" w:line="247" w:lineRule="auto"/>
+            </w:pPr>
+            <w:r>
+              <w:rPr>
+                <w:b w:val="0"/>
+                <w:sz w:val="18"/>
+              </w:rPr>
+              <w:t>0.7577</w:t>
+            </w:r>
+          </w:p>
+        </w:tc>
+      </w:tr>
+    </w:tbl>
+    <w:p>
+      <w:pPr>
+        <w:spacing w:after="0"/>
+      </w:pPr>
     </w:p>
     <w:p>
       <w:r>
-        <w:t>The TF IDF vocabulary is learned only from training text. Document frequency filtering suppresses rare terms that may be unstable. Unigram and bigram features provide a modest language representation appropriate for a beginner project and sparse linear models. Their scores describe textual association, not causal drivers of dissatisfaction.</w:t>
-      </w:r>
-    </w:p>
-    <w:p>
-      <w:r>
-        <w:t>Candidate theme features could flag packaging words such as leaked or broken, but a rule must handle statements such as “the bottle never leaked.” A small manually annotated sample should measure theme extraction precision before a theme dashboard is trusted. Do not use the target rating or variables derived from it as an input. Exclude future moderation outcomes and future helpfulness totals because they are unavailable at the prediction moment.</w:t>
-      </w:r>
-    </w:p>
-    <w:p>
-      <w:r>
-        <w:t>The engineered word count can be combined with text in a future ColumnTransformer, with log transformation and scaling fitted only on training rows. Do not densify a large sparse text matrix merely to add one feature. Keep a data dictionary and version the feature list so that comparison results can be reproduced.</w:t>
+        <w:t>The selection rule is fixed: hyperparameters use grouped cross validation on training; model family uses validation average precision; threshold uses validation F1. A model may have a higher validation F1 at one threshold yet lower average precision across the ranking. The report follows the declared AP selection rule rather than switching to whichever metric favors a more complex feature set. This is a substantive negative feature engineering result, not a missing experiment.</w:t>
       </w:r>
     </w:p>
     <w:p>
@@ -1667,17 +3031,17 @@
         <w:pStyle w:val="Heading1"/>
       </w:pPr>
       <w:r>
-        <w:t>Ablation and hypothetical business scenario</w:t>
+        <w:t>Business scenario and remaining work</w:t>
       </w:r>
     </w:p>
     <w:p>
       <w:r>
-        <w:t>Use fixed partitions to compare text alone with text plus log length, then text plus validated theme indicators. Set the feature selection rule using validation F1 and operational queue precision. Inspect category level tradeoffs rather than accepting a tiny overall improvement that hides a severe segment failure. Perform the final test only after the feature set is frozen. These ablations are proposed; the executed project remains text only.</w:t>
+        <w:t>The observed value and packaging mention counts suggest areas for analyst reading, rather than proof of particular defects. A support analyst can review flagged comments, record actual issue types and compare them with shipment or return information. A decision to change a package or marketing claim needs that extra operational evidence. This dataset contains no verified return cost or customer retention outcome.</w:t>
       </w:r>
     </w:p>
     <w:p>
       <w:r>
-        <w:t>Consider a hypothetical analyst who observes packaging terms in several flagged comments for a lotion. The classifier places those comments in a queue; the analyst verifies the content and checks shipment or package records before contacting the operations team. If complaints are confirmed, the team can examine dispensing or packaging quality. No such incident or business improvement was observed in the synthetic project. The example explains a decision pathway, not an accomplished outcome.</w:t>
+        <w:t>A useful next experiment is independently labeling complaint themes in a held out feedback sample, including negation and mixed sentiment. Another is character based text features for misspellings. These are future work and are not reported as completed. The current deliverable connects actual EDA to a tested feature ablation and retains the simpler representation when the declared selection metric supports it.</w:t>
       </w:r>
     </w:p>
     <w:p>
@@ -1685,12 +3049,72 @@
         <w:pStyle w:val="Heading1"/>
       </w:pPr>
       <w:r>
-        <w:t>Deliverables and handoff</w:t>
+        <w:t>Executable evidence and file links</w:t>
       </w:r>
     </w:p>
     <w:p>
+      <w:hyperlink r:id="rId15">
+        <w:r>
+          <w:rPr>
+            <w:color w:val="235C80"/>
+          </w:rPr>
+          <w:t>outputs/eda_summary.json</w:t>
+        </w:r>
+      </w:hyperlink>
+    </w:p>
+    <w:p>
+      <w:hyperlink r:id="rId16">
+        <w:r>
+          <w:rPr>
+            <w:color w:val="235C80"/>
+          </w:rPr>
+          <w:t>outputs/theme_mentions.csv</w:t>
+        </w:r>
+      </w:hyperlink>
+    </w:p>
+    <w:p>
+      <w:hyperlink r:id="rId17">
+        <w:r>
+          <w:rPr>
+            <w:color w:val="235C80"/>
+          </w:rPr>
+          <w:t>outputs/cross_validation.csv</w:t>
+        </w:r>
+      </w:hyperlink>
+    </w:p>
+    <w:p>
+      <w:hyperlink r:id="rId18">
+        <w:r>
+          <w:rPr>
+            <w:color w:val="235C80"/>
+          </w:rPr>
+          <w:t>outputs/validation_metrics.csv</w:t>
+        </w:r>
+      </w:hyperlink>
+    </w:p>
+    <w:p>
+      <w:hyperlink r:id="rId19">
+        <w:r>
+          <w:rPr>
+            <w:color w:val="235C80"/>
+          </w:rPr>
+          <w:t>outputs/coefficient_terms.csv</w:t>
+        </w:r>
+      </w:hyperlink>
+    </w:p>
+    <w:p>
+      <w:hyperlink r:id="rId20">
+        <w:r>
+          <w:rPr>
+            <w:color w:val="235C80"/>
+          </w:rPr>
+          <w:t>src/run_project.py</w:t>
+        </w:r>
+      </w:hyperlink>
+    </w:p>
+    <w:p>
       <w:r>
-        <w:t>The completed EDA evidence consists of rating and category PNGs, the clean synthetic CSV and the word count field. The model handoff is a clearly separated implemented feature set and an extension plan. This avoids claiming that every proposed feature was tested. Week 5 compares models using the existing TF IDF representation, and Week 6 interprets their measured synthetic performance.</w:t>
+        <w:t>The links identify the exact code or output used in this report. Numeric CSV and JSON files can be inspected without running the project. To recover review text privately, download the documented source and use its one based source_row identifiers; raw review bodies and reviewer identities are not republished.</w:t>
       </w:r>
     </w:p>
     <w:p>
@@ -1698,24 +3122,59 @@
         <w:pStyle w:val="Heading1"/>
       </w:pPr>
       <w:r>
-        <w:t>References</w:t>
+        <w:t>References and source attribution</w:t>
       </w:r>
     </w:p>
     <w:p>
       <w:r>
-        <w:t>[R5] scikit learn documentation. Common pitfalls and recommended practices. https://scikit-learn.org/stable/common_pitfalls.html Accessed 25 October 2026.</w:t>
+        <w:t>[R3] scikit learn. Common pitfalls and recommended practices. Accessed 30 October 2026.</w:t>
       </w:r>
     </w:p>
     <w:p>
+      <w:hyperlink r:id="rId21">
+        <w:r>
+          <w:rPr>
+            <w:color w:val="235C80"/>
+          </w:rPr>
+          <w:t>https://scikit-learn.org/stable/common_pitfalls.html</w:t>
+        </w:r>
+      </w:hyperlink>
+    </w:p>
+    <w:p>
       <w:r>
-        <w:t>[R6] scikit learn documentation. Metrics and scoring quantifying the quality of predictions. https://scikit-learn.org/stable/modules/model_evaluation.html Accessed 25 October 2026.</w:t>
+        <w:t>[R4] scikit learn. Cross validation evaluating estimator performance. Accessed 30 October 2026.</w:t>
       </w:r>
+    </w:p>
+    <w:p>
+      <w:hyperlink r:id="rId22">
+        <w:r>
+          <w:rPr>
+            <w:color w:val="235C80"/>
+          </w:rPr>
+          <w:t>https://scikit-learn.org/stable/modules/cross_validation.html</w:t>
+        </w:r>
+      </w:hyperlink>
+    </w:p>
+    <w:p>
+      <w:r>
+        <w:t>[R5] scikit learn. Metrics and scoring quantifying the quality of predictions. Accessed 30 October 2026.</w:t>
+      </w:r>
+    </w:p>
+    <w:p>
+      <w:hyperlink r:id="rId23">
+        <w:r>
+          <w:rPr>
+            <w:color w:val="235C80"/>
+          </w:rPr>
+          <w:t>https://scikit-learn.org/stable/modules/model_evaluation.html</w:t>
+        </w:r>
+      </w:hyperlink>
     </w:p>
     <w:sectPr>
       <w:headerReference w:type="default" r:id="rId9"/>
       <w:footerReference w:type="default" r:id="rId10"/>
       <w:pgSz w:w="12240" w:h="15840"/>
-      <w:pgMar w:top="1037" w:right="1152" w:bottom="1037" w:left="1152" w:header="720" w:footer="720" w:gutter="0"/>
+      <w:pgMar w:top="936" w:right="1094" w:bottom="936" w:left="1094" w:header="720" w:footer="720" w:gutter="0"/>
       <w:cols w:space="720"/>
       <w:docGrid w:linePitch="360"/>
     </w:sectPr>
@@ -1730,7 +3189,7 @@
       <w:pStyle w:val="Footer"/>
     </w:pPr>
     <w:r>
-      <w:t xml:space="preserve">Yuvaintern   |   Data Science with Python   |   </w:t>
+      <w:t xml:space="preserve">Yuvaintern   |   Real public data revision   |   </w:t>
     </w:r>
     <w:fldSimple w:instr="PAGE"/>
   </w:p>
@@ -1740,12 +3199,14 @@
 <file path=word/header1.xml><?xml version="1.0" encoding="utf-8"?>
 <w:hdr xmlns:m="http://schemas.openxmlformats.org/officeDocument/2006/math" xmlns:mc="http://schemas.openxmlformats.org/markup-compatibility/2006" xmlns:mo="http://schemas.microsoft.com/office/mac/office/2008/main" xmlns:mv="urn:schemas-microsoft-com:mac:vml" xmlns:o="urn:schemas-microsoft-com:office:office" xmlns:r="http://schemas.openxmlformats.org/officeDocument/2006/relationships" xmlns:v="urn:schemas-microsoft-com:vml" xmlns:w10="urn:schemas-microsoft-com:office:word" xmlns:w14="http://schemas.microsoft.com/office/word/2010/wordml" xmlns:w="http://schemas.openxmlformats.org/wordprocessingml/2006/main" xmlns:wne="http://schemas.microsoft.com/office/word/2006/wordml" xmlns:wp14="http://schemas.microsoft.com/office/word/2010/wordprocessingDrawing" xmlns:wp="http://schemas.openxmlformats.org/drawingml/2006/wordprocessingDrawing" xmlns:wpc="http://schemas.microsoft.com/office/word/2010/wordprocessingCanvas" xmlns:wpg="http://schemas.microsoft.com/office/word/2010/wordprocessingGroup" xmlns:wpi="http://schemas.microsoft.com/office/word/2010/wordprocessingInk" xmlns:wps="http://schemas.microsoft.com/office/word/2010/wordprocessingShape" mc:Ignorable="w14 wp14">
   <w:p>
-    <w:pPr/>
+    <w:pPr>
+      <w:pStyle w:val="Header"/>
+    </w:pPr>
     <w:r>
       <w:rPr>
-        <w:sz w:val="18"/>
-      </w:rPr>
-      <w:t>M Nithish Kumar   |   Beauty Review Intelligence</w:t>
+        <w:sz w:val="16"/>
+      </w:rPr>
+      <w:t>M Nithish Kumar   |   Beauty Review Intelligence   |   Week 4</w:t>
     </w:r>
   </w:p>
 </w:hdr>
@@ -2115,12 +3576,12 @@
     <w:qFormat/>
     <w:rsid w:val="00FC693F"/>
     <w:pPr>
-      <w:spacing w:after="120" w:line="254" w:lineRule="auto"/>
+      <w:spacing w:line="259" w:lineRule="auto" w:after="120"/>
     </w:pPr>
     <w:rPr>
       <w:rFonts w:ascii="Calibri" w:hAnsi="Calibri"/>
       <w:color w:val="000000"/>
-      <w:sz w:val="22"/>
+      <w:sz w:val="21"/>
     </w:rPr>
   </w:style>
   <w:style w:type="paragraph" w:styleId="Header">
@@ -2178,7 +3639,7 @@
     <w:pPr>
       <w:keepNext/>
       <w:keepLines/>
-      <w:spacing w:before="260" w:after="0"/>
+      <w:spacing w:before="480" w:after="0"/>
       <w:outlineLvl w:val="0"/>
     </w:pPr>
     <w:rPr>
@@ -2186,7 +3647,7 @@
       <w:b/>
       <w:bCs/>
       <w:color w:val="000000"/>
-      <w:sz w:val="32"/>
+      <w:sz w:val="28"/>
       <w:szCs w:val="28"/>
     </w:rPr>
   </w:style>
@@ -2210,7 +3671,7 @@
       <w:b/>
       <w:bCs/>
       <w:color w:val="000000"/>
-      <w:sz w:val="24"/>
+      <w:sz w:val="23"/>
       <w:szCs w:val="26"/>
     </w:rPr>
   </w:style>
@@ -2472,7 +3933,7 @@
       <w:color w:val="000000"/>
       <w:spacing w:val="5"/>
       <w:kern w:val="28"/>
-      <w:sz w:val="50"/>
+      <w:sz w:val="46"/>
       <w:szCs w:val="52"/>
     </w:rPr>
   </w:style>
@@ -2910,9 +4371,10 @@
       <w:spacing w:line="240" w:lineRule="auto"/>
     </w:pPr>
     <w:rPr>
+      <w:rFonts w:ascii="Calibri" w:hAnsi="Calibri"/>
       <w:b/>
       <w:bCs/>
-      <w:color w:val="4F81BD" w:themeColor="accent1"/>
+      <w:color w:val="000000"/>
       <w:sz w:val="18"/>
       <w:szCs w:val="18"/>
     </w:rPr>
@@ -2948,6 +4410,9 @@
     <w:qFormat/>
     <w:rsid w:val="00FC693F"/>
     <w:pPr>
+      <w:pBdr>
+        <w:bottom w:val="single" w:sz="4" w:space="4" w:color="4F81BD" w:themeColor="accent1"/>
+      </w:pBdr>
       <w:spacing w:before="200" w:after="280"/>
       <w:ind w:left="936" w:right="936"/>
     </w:pPr>
